--- a/[Resultados Preliminares] - Maycon Henrique Aranha Da Silva.docx
+++ b/[Resultados Preliminares] - Maycon Henrique Aranha Da Silva.docx
@@ -10,9 +10,11 @@
       <w:r>
         <w:rPr>
           <w:rFonts w:ascii="Arial" w:hAnsi="Arial"/>
+          <w:b w:val="0"/>
+          <w:i w:val="0"/>
           <w:sz w:val="22"/>
         </w:rPr>
-        <w:t>Fatores determinantes da insatisfação do consumidor no e-commerce: aplicação de regressão para dados de contagem</w:t>
+        <w:t>Fatores determinantes da insatisfação do consumidor no e-commerce</w:t>
       </w:r>
     </w:p>
     <w:p>
@@ -43,9 +45,11 @@
       <w:r>
         <w:rPr>
           <w:rFonts w:ascii="Arial" w:hAnsi="Arial"/>
+          <w:b w:val="0"/>
+          <w:i w:val="0"/>
           <w:sz w:val="22"/>
         </w:rPr>
-        <w:t>Fatores determinantes da insatisfação do consumidor no e-commerce: aplicação de regressão para dados de contagem</w:t>
+        <w:t>Fatores determinantes da insatisfação do consumidor no e-commerce</w:t>
       </w:r>
     </w:p>
     <w:p>
@@ -65,7 +69,7 @@
     </w:p>
     <w:p>
       <w:pPr>
-        <w:spacing w:before="0" w:after="80" w:line="330" w:lineRule="exact"/>
+        <w:spacing w:before="0" w:after="80" w:line="220" w:lineRule="exact"/>
         <w:jc w:val="both"/>
       </w:pPr>
       <w:r>
@@ -80,7 +84,7 @@
     </w:p>
     <w:p>
       <w:pPr>
-        <w:spacing w:before="0" w:after="120" w:line="330" w:lineRule="exact"/>
+        <w:spacing w:before="0" w:after="120" w:line="220" w:lineRule="exact"/>
         <w:jc w:val="both"/>
       </w:pPr>
       <w:r>
@@ -195,7 +199,7 @@
           <w:i w:val="0"/>
           <w:sz w:val="22"/>
         </w:rPr>
-        <w:t>A pesquisa possui caráter quantitativo e descritivo, apoiada em dados secundários de acesso público. A base utilizada foi o Brazilian E-Commerce Public Dataset, disponibilizado pela Olist na plataforma Kaggle (Olist, 2018), com registros de aproximadamente 100 mil pedidos realizados em marketplaces brasileiros entre 2016 e 2018, distribuídos em sete tabelas relacionais: pedidos, itens de pedido, pagamentos, avaliações, produtos, vendedores e tradução de categorias de produto. Por se tratar de dados de acesso público, a pesquisa foi dispensada de submissão ao Comitê de Ética em Pesquisa, conforme o parágrafo único do art. 1º, inciso II, da Resolução CNS nº 510/2016, o que foi confirmado pelo preenchimento do Formulário de Direcionamento Ético (FDE).</w:t>
+        <w:t>A pesquisa possui caráter quantitativo e descritivo, apoiada em dados secundários de acesso público. A base utilizada foi o Brazilian E-Commerce Public Dataset, disponibilizado pela Olist na plataforma Kaggle (Olist, 2018), com registros de aproximadamente 100 mil pedidos realizados em marketplaces brasileiros entre 2016 e 2018, distribuídos em sete tabelas relacionais: pedidos, itens de pedido, pagamentos, avaliações, produtos, vendedores e tradução de categorias de produto. Por utilizar apenas dados de acesso público, a pesquisa foi dispensada de submissão ao Comitê de Ética em Pesquisa, conforme confirmado pelo Formulário de Direcionamento Ético (FDE).</w:t>
       </w:r>
     </w:p>
     <w:p>
@@ -1327,7 +1331,7 @@
     </w:p>
     <w:p>
       <w:pPr>
-        <w:spacing w:line="330" w:lineRule="exact" w:before="0" w:after="120"/>
+        <w:spacing w:before="0" w:after="120" w:line="330" w:lineRule="exact"/>
         <w:jc w:val="both"/>
       </w:pPr>
       <w:r>
@@ -2748,7 +2752,7 @@
     </w:p>
     <w:p>
       <w:pPr>
-        <w:spacing w:line="330" w:lineRule="exact" w:before="0" w:after="120"/>
+        <w:spacing w:before="0" w:after="120" w:line="330" w:lineRule="exact"/>
         <w:jc w:val="both"/>
       </w:pPr>
       <w:r>
@@ -2763,7 +2767,7 @@
     </w:p>
     <w:p>
       <w:pPr>
-        <w:spacing w:line="330" w:lineRule="exact" w:before="0" w:after="120"/>
+        <w:spacing w:before="0" w:after="120" w:line="330" w:lineRule="exact"/>
         <w:jc w:val="both"/>
       </w:pPr>
       <w:r>
@@ -2778,7 +2782,7 @@
     </w:p>
     <w:p>
       <w:pPr>
-        <w:spacing w:line="330" w:lineRule="exact" w:before="0" w:after="120"/>
+        <w:spacing w:before="0" w:after="120" w:line="330" w:lineRule="exact"/>
         <w:jc w:val="both"/>
       </w:pPr>
       <w:r>
@@ -2804,6 +2808,966 @@
           <w:sz w:val="22"/>
         </w:rPr>
         <w:t>Modelos inflacionados de zeros (ZIP e ZINB) foram considerados como alternativas, dada a ocorrência de aproximadamente 21% de zeros na variável dependente (Lambert, 1992). A comparação entre o NB2 reduzido e o ZINB de mesma especificação no componente de contagem foi conduzida pelo teste de Vuong (1989), que não indicou superioridade estatística do ZINB sobre o NB2 (z = 0,0010; p = 0,4996). O critério AIC também favoreceu o NB2 (6.976,7) frente ao ZINB (6.978,7). A especificação NB2 foi mantida por acomodar satisfatoriamente os zeros amostrais sem a complexidade adicional de um componente inflado de zeros (Fávero, Duarte e Santos, 2024).</w:t>
+      </w:r>
+    </w:p>
+    <w:p>
+      <w:pPr>
+        <w:spacing w:before="200" w:after="80" w:line="330" w:lineRule="exact"/>
+        <w:ind w:left="709"/>
+        <w:jc w:val="left"/>
+      </w:pPr>
+      <w:r>
+        <w:rPr>
+          <w:rFonts w:ascii="Arial" w:hAnsi="Arial"/>
+          <w:b/>
+          <w:i w:val="0"/>
+          <w:sz w:val="22"/>
+        </w:rPr>
+        <w:t>Concentração da insatisfação entre vendedores</w:t>
+      </w:r>
+    </w:p>
+    <w:p>
+      <w:pPr>
+        <w:spacing w:before="0" w:after="120" w:line="330" w:lineRule="exact"/>
+        <w:jc w:val="both"/>
+      </w:pPr>
+      <w:r>
+        <w:rPr>
+          <w:rFonts w:ascii="Arial" w:hAnsi="Arial"/>
+          <w:b w:val="0"/>
+          <w:i w:val="0"/>
+          <w:sz w:val="22"/>
+        </w:rPr>
+        <w:t>A distribuição dos reviews negativos entre vendedores não é homogênea. A curva de Lorenz construída sobre a contagem de reviews negativos por vendedor apresentou coeficiente de Gini de 0,747, indicando concentração elevada. Os 20% de vendedores com maior número de reviews negativos respondem por 77,9% do total registrado na base; os 10% mais expostos concentram 62,8%. Esse padrão é consistente com o comportamento típico de marketplaces, em que um conjunto minoritário de lojistas responde por parcela desproporcional das reclamações, e ajuda a contextualizar o foco analítico do modelo proposto.</w:t>
+      </w:r>
+    </w:p>
+    <w:p>
+      <w:pPr>
+        <w:spacing w:before="200" w:after="40" w:line="220" w:lineRule="exact"/>
+        <w:jc w:val="left"/>
+      </w:pPr>
+      <w:r>
+        <w:rPr>
+          <w:rFonts w:ascii="Arial" w:hAnsi="Arial"/>
+          <w:b w:val="0"/>
+          <w:i w:val="0"/>
+          <w:sz w:val="22"/>
+        </w:rPr>
+        <w:t>Figura 6. Curva de Lorenz da contagem de reviews negativos por vendedor</w:t>
+      </w:r>
+    </w:p>
+    <w:p>
+      <w:pPr>
+        <w:spacing w:after="40"/>
+        <w:jc w:val="center"/>
+      </w:pPr>
+      <w:r>
+        <w:drawing>
+          <wp:inline xmlns:a="http://schemas.openxmlformats.org/drawingml/2006/main" xmlns:pic="http://schemas.openxmlformats.org/drawingml/2006/picture">
+            <wp:extent cx="5029200" cy="3762626"/>
+            <wp:docPr id="6" name="Picture 6"/>
+            <wp:cNvGraphicFramePr>
+              <a:graphicFrameLocks noChangeAspect="1"/>
+            </wp:cNvGraphicFramePr>
+            <a:graphic>
+              <a:graphicData uri="http://schemas.openxmlformats.org/drawingml/2006/picture">
+                <pic:pic>
+                  <pic:nvPicPr>
+                    <pic:cNvPr id="0" name="fig_lorenz.png"/>
+                    <pic:cNvPicPr/>
+                  </pic:nvPicPr>
+                  <pic:blipFill>
+                    <a:blip r:embed="rId14"/>
+                    <a:stretch>
+                      <a:fillRect/>
+                    </a:stretch>
+                  </pic:blipFill>
+                  <pic:spPr>
+                    <a:xfrm>
+                      <a:off x="0" y="0"/>
+                      <a:ext cx="5029200" cy="3762626"/>
+                    </a:xfrm>
+                    <a:prstGeom prst="rect"/>
+                  </pic:spPr>
+                </pic:pic>
+              </a:graphicData>
+            </a:graphic>
+          </wp:inline>
+        </w:drawing>
+      </w:r>
+    </w:p>
+    <w:p>
+      <w:pPr>
+        <w:spacing w:before="40" w:after="160" w:line="220" w:lineRule="exact"/>
+        <w:jc w:val="left"/>
+      </w:pPr>
+      <w:r>
+        <w:rPr>
+          <w:rFonts w:ascii="Arial" w:hAnsi="Arial"/>
+          <w:b w:val="0"/>
+          <w:i w:val="0"/>
+          <w:sz w:val="18"/>
+        </w:rPr>
+        <w:t>Fonte: Resultados originais da pesquisa.</w:t>
+      </w:r>
+    </w:p>
+    <w:p>
+      <w:pPr>
+        <w:spacing w:before="200" w:after="80" w:line="330" w:lineRule="exact"/>
+        <w:ind w:left="709"/>
+        <w:jc w:val="left"/>
+      </w:pPr>
+      <w:r>
+        <w:rPr>
+          <w:rFonts w:ascii="Arial" w:hAnsi="Arial"/>
+          <w:b/>
+          <w:i w:val="0"/>
+          <w:sz w:val="22"/>
+        </w:rPr>
+        <w:t>Efeitos marginais médios</w:t>
+      </w:r>
+    </w:p>
+    <w:p>
+      <w:pPr>
+        <w:spacing w:before="0" w:after="120" w:line="330" w:lineRule="exact"/>
+        <w:jc w:val="both"/>
+      </w:pPr>
+      <w:r>
+        <w:rPr>
+          <w:rFonts w:ascii="Arial" w:hAnsi="Arial"/>
+          <w:b w:val="0"/>
+          <w:i w:val="0"/>
+          <w:sz w:val="22"/>
+        </w:rPr>
+        <w:t>Como complemento à interpretação por exp(βⱼ), foram calculados os efeitos marginais médios (AME) das variáveis contínuas significativas, traduzindo os coeficientes em variação esperada na contagem de reviews negativos para o vendedor médio da amostra. O AME do atraso médio foi de 0,29 review negativo adicional por dia, e o do frete médio foi de 0,04 review por real, conforme a Tabela 5. Os valores absolutos são pequenos quando avaliados por unidade, mas tornam-se relevantes quando agregados ao volume total da plataforma.</w:t>
+      </w:r>
+    </w:p>
+    <w:p>
+      <w:pPr>
+        <w:spacing w:before="200" w:after="40" w:line="220" w:lineRule="exact"/>
+        <w:jc w:val="left"/>
+      </w:pPr>
+      <w:r>
+        <w:rPr>
+          <w:rFonts w:ascii="Arial" w:hAnsi="Arial"/>
+          <w:b w:val="0"/>
+          <w:i w:val="0"/>
+          <w:sz w:val="22"/>
+        </w:rPr>
+        <w:t>Tabela 5. Efeitos marginais médios — modelo NB2 reduzido</w:t>
+      </w:r>
+    </w:p>
+    <w:tbl>
+      <w:tblPr>
+        <w:tblStyle w:val="TableGrid"/>
+        <w:tblW w:type="auto" w:w="0"/>
+        <w:jc w:val="center"/>
+        <w:tblLook w:firstColumn="1" w:firstRow="1" w:lastColumn="0" w:lastRow="0" w:noHBand="0" w:noVBand="1" w:val="04A0"/>
+      </w:tblPr>
+      <w:tblGrid>
+        <w:gridCol w:w="3135"/>
+        <w:gridCol w:w="3135"/>
+        <w:gridCol w:w="3135"/>
+      </w:tblGrid>
+      <w:tr>
+        <w:tc>
+          <w:tcPr>
+            <w:tcW w:type="dxa" w:w="3135"/>
+          </w:tcPr>
+          <w:p>
+            <w:pPr>
+              <w:jc w:val="center"/>
+            </w:pPr>
+            <w:r>
+              <w:rPr>
+                <w:rFonts w:ascii="Arial" w:hAnsi="Arial"/>
+                <w:b/>
+                <w:i w:val="0"/>
+                <w:sz w:val="20"/>
+              </w:rPr>
+              <w:t>Variável</w:t>
+            </w:r>
+          </w:p>
+        </w:tc>
+        <w:tc>
+          <w:tcPr>
+            <w:tcW w:type="dxa" w:w="3135"/>
+          </w:tcPr>
+          <w:p>
+            <w:pPr>
+              <w:jc w:val="center"/>
+            </w:pPr>
+            <w:r>
+              <w:rPr>
+                <w:rFonts w:ascii="Arial" w:hAnsi="Arial"/>
+                <w:b/>
+                <w:i w:val="0"/>
+                <w:sz w:val="20"/>
+              </w:rPr>
+              <w:t>AME (reviews negativos)</w:t>
+            </w:r>
+          </w:p>
+        </w:tc>
+        <w:tc>
+          <w:tcPr>
+            <w:tcW w:type="dxa" w:w="3135"/>
+          </w:tcPr>
+          <w:p>
+            <w:pPr>
+              <w:jc w:val="center"/>
+            </w:pPr>
+            <w:r>
+              <w:rPr>
+                <w:rFonts w:ascii="Arial" w:hAnsi="Arial"/>
+                <w:b/>
+                <w:i w:val="0"/>
+                <w:sz w:val="20"/>
+              </w:rPr>
+              <w:t>Unidade</w:t>
+            </w:r>
+          </w:p>
+        </w:tc>
+      </w:tr>
+      <w:tr>
+        <w:tc>
+          <w:tcPr>
+            <w:tcW w:type="dxa" w:w="3135"/>
+          </w:tcPr>
+          <w:p>
+            <w:r>
+              <w:rPr>
+                <w:rFonts w:ascii="Arial" w:hAnsi="Arial"/>
+                <w:b w:val="0"/>
+                <w:i w:val="0"/>
+                <w:sz w:val="20"/>
+              </w:rPr>
+              <w:t>Atraso médio</w:t>
+            </w:r>
+          </w:p>
+        </w:tc>
+        <w:tc>
+          <w:tcPr>
+            <w:tcW w:type="dxa" w:w="3135"/>
+          </w:tcPr>
+          <w:p>
+            <w:pPr>
+              <w:jc w:val="center"/>
+            </w:pPr>
+            <w:r>
+              <w:rPr>
+                <w:rFonts w:ascii="Arial" w:hAnsi="Arial"/>
+                <w:b w:val="0"/>
+                <w:i w:val="0"/>
+                <w:sz w:val="20"/>
+              </w:rPr>
+              <w:t>0,29</w:t>
+            </w:r>
+          </w:p>
+        </w:tc>
+        <w:tc>
+          <w:tcPr>
+            <w:tcW w:type="dxa" w:w="3135"/>
+          </w:tcPr>
+          <w:p>
+            <w:pPr>
+              <w:jc w:val="center"/>
+            </w:pPr>
+            <w:r>
+              <w:rPr>
+                <w:rFonts w:ascii="Arial" w:hAnsi="Arial"/>
+                <w:b w:val="0"/>
+                <w:i w:val="0"/>
+                <w:sz w:val="20"/>
+              </w:rPr>
+              <w:t>por dia</w:t>
+            </w:r>
+          </w:p>
+        </w:tc>
+      </w:tr>
+      <w:tr>
+        <w:tc>
+          <w:tcPr>
+            <w:tcW w:type="dxa" w:w="3135"/>
+          </w:tcPr>
+          <w:p>
+            <w:r>
+              <w:rPr>
+                <w:rFonts w:ascii="Arial" w:hAnsi="Arial"/>
+                <w:b w:val="0"/>
+                <w:i w:val="0"/>
+                <w:sz w:val="20"/>
+              </w:rPr>
+              <w:t>Frete médio</w:t>
+            </w:r>
+          </w:p>
+        </w:tc>
+        <w:tc>
+          <w:tcPr>
+            <w:tcW w:type="dxa" w:w="3135"/>
+          </w:tcPr>
+          <w:p>
+            <w:pPr>
+              <w:jc w:val="center"/>
+            </w:pPr>
+            <w:r>
+              <w:rPr>
+                <w:rFonts w:ascii="Arial" w:hAnsi="Arial"/>
+                <w:b w:val="0"/>
+                <w:i w:val="0"/>
+                <w:sz w:val="20"/>
+              </w:rPr>
+              <w:t>0,04</w:t>
+            </w:r>
+          </w:p>
+        </w:tc>
+        <w:tc>
+          <w:tcPr>
+            <w:tcW w:type="dxa" w:w="3135"/>
+          </w:tcPr>
+          <w:p>
+            <w:pPr>
+              <w:jc w:val="center"/>
+            </w:pPr>
+            <w:r>
+              <w:rPr>
+                <w:rFonts w:ascii="Arial" w:hAnsi="Arial"/>
+                <w:b w:val="0"/>
+                <w:i w:val="0"/>
+                <w:sz w:val="20"/>
+              </w:rPr>
+              <w:t>por R$</w:t>
+            </w:r>
+          </w:p>
+        </w:tc>
+      </w:tr>
+    </w:tbl>
+    <w:p>
+      <w:pPr>
+        <w:spacing w:before="40" w:after="40" w:line="220" w:lineRule="exact"/>
+        <w:jc w:val="left"/>
+      </w:pPr>
+      <w:r>
+        <w:rPr>
+          <w:rFonts w:ascii="Arial" w:hAnsi="Arial"/>
+          <w:b w:val="0"/>
+          <w:i w:val="0"/>
+          <w:sz w:val="18"/>
+        </w:rPr>
+        <w:t>Fonte: Resultados originais da pesquisa.</w:t>
+      </w:r>
+    </w:p>
+    <w:p>
+      <w:pPr>
+        <w:spacing w:before="0" w:after="160" w:line="220" w:lineRule="exact"/>
+        <w:jc w:val="left"/>
+      </w:pPr>
+      <w:r>
+        <w:rPr>
+          <w:rFonts w:ascii="Arial" w:hAnsi="Arial"/>
+          <w:b w:val="0"/>
+          <w:i w:val="0"/>
+          <w:sz w:val="18"/>
+        </w:rPr>
+        <w:t>Nota: AME calculado como média de μᵢ · βⱼ sobre todos os vendedores da amostra.</w:t>
+      </w:r>
+    </w:p>
+    <w:p>
+      <w:pPr>
+        <w:spacing w:before="200" w:after="80" w:line="330" w:lineRule="exact"/>
+        <w:ind w:left="709"/>
+        <w:jc w:val="left"/>
+      </w:pPr>
+      <w:r>
+        <w:rPr>
+          <w:rFonts w:ascii="Arial" w:hAnsi="Arial"/>
+          <w:b/>
+          <w:i w:val="0"/>
+          <w:sz w:val="22"/>
+        </w:rPr>
+        <w:t>Calibração do modelo</w:t>
+      </w:r>
+    </w:p>
+    <w:p>
+      <w:pPr>
+        <w:spacing w:before="0" w:after="120" w:line="330" w:lineRule="exact"/>
+        <w:jc w:val="both"/>
+      </w:pPr>
+      <w:r>
+        <w:rPr>
+          <w:rFonts w:ascii="Arial" w:hAnsi="Arial"/>
+          <w:b w:val="0"/>
+          <w:i w:val="0"/>
+          <w:sz w:val="22"/>
+        </w:rPr>
+        <w:t>A calibração do modelo foi avaliada pela comparação entre contagem prevista (μ) e contagem observada (y), tanto no nível individual quanto agregada por decis de predição, conforme a Figura 7. No nível individual, observa-se dispersão esperada para dados de contagem, e a média por decil aproxima-se da reta y = x ao longo de todo o espectro de predições, indicando ausência de viés sistemático de sub ou superpredição.</w:t>
+      </w:r>
+    </w:p>
+    <w:p>
+      <w:pPr>
+        <w:spacing w:before="200" w:after="40" w:line="220" w:lineRule="exact"/>
+        <w:jc w:val="left"/>
+      </w:pPr>
+      <w:r>
+        <w:rPr>
+          <w:rFonts w:ascii="Arial" w:hAnsi="Arial"/>
+          <w:b w:val="0"/>
+          <w:i w:val="0"/>
+          <w:sz w:val="22"/>
+        </w:rPr>
+        <w:t>Figura 7. Calibração — previsto versus observado, no nível individual e por decis</w:t>
+      </w:r>
+    </w:p>
+    <w:p>
+      <w:pPr>
+        <w:spacing w:after="40"/>
+        <w:jc w:val="center"/>
+      </w:pPr>
+      <w:r>
+        <w:drawing>
+          <wp:inline xmlns:a="http://schemas.openxmlformats.org/drawingml/2006/main" xmlns:pic="http://schemas.openxmlformats.org/drawingml/2006/picture">
+            <wp:extent cx="5029200" cy="1771821"/>
+            <wp:docPr id="7" name="Picture 7"/>
+            <wp:cNvGraphicFramePr>
+              <a:graphicFrameLocks noChangeAspect="1"/>
+            </wp:cNvGraphicFramePr>
+            <a:graphic>
+              <a:graphicData uri="http://schemas.openxmlformats.org/drawingml/2006/picture">
+                <pic:pic>
+                  <pic:nvPicPr>
+                    <pic:cNvPr id="0" name="fig_calibracao.png"/>
+                    <pic:cNvPicPr/>
+                  </pic:nvPicPr>
+                  <pic:blipFill>
+                    <a:blip r:embed="rId15"/>
+                    <a:stretch>
+                      <a:fillRect/>
+                    </a:stretch>
+                  </pic:blipFill>
+                  <pic:spPr>
+                    <a:xfrm>
+                      <a:off x="0" y="0"/>
+                      <a:ext cx="5029200" cy="1771821"/>
+                    </a:xfrm>
+                    <a:prstGeom prst="rect"/>
+                  </pic:spPr>
+                </pic:pic>
+              </a:graphicData>
+            </a:graphic>
+          </wp:inline>
+        </w:drawing>
+      </w:r>
+    </w:p>
+    <w:p>
+      <w:pPr>
+        <w:spacing w:before="40" w:after="160" w:line="220" w:lineRule="exact"/>
+        <w:jc w:val="left"/>
+      </w:pPr>
+      <w:r>
+        <w:rPr>
+          <w:rFonts w:ascii="Arial" w:hAnsi="Arial"/>
+          <w:b w:val="0"/>
+          <w:i w:val="0"/>
+          <w:sz w:val="18"/>
+        </w:rPr>
+        <w:t>Fonte: Resultados originais da pesquisa.</w:t>
+      </w:r>
+    </w:p>
+    <w:p>
+      <w:pPr>
+        <w:spacing w:before="200" w:after="80" w:line="330" w:lineRule="exact"/>
+        <w:ind w:left="709"/>
+        <w:jc w:val="left"/>
+      </w:pPr>
+      <w:r>
+        <w:rPr>
+          <w:rFonts w:ascii="Arial" w:hAnsi="Arial"/>
+          <w:b/>
+          <w:i w:val="0"/>
+          <w:sz w:val="22"/>
+        </w:rPr>
+        <w:t>Simulação contrafactual da redução de atraso</w:t>
+      </w:r>
+    </w:p>
+    <w:p>
+      <w:pPr>
+        <w:spacing w:before="0" w:after="120" w:line="330" w:lineRule="exact"/>
+        <w:jc w:val="both"/>
+      </w:pPr>
+      <w:r>
+        <w:rPr>
+          <w:rFonts w:ascii="Arial" w:hAnsi="Arial"/>
+          <w:b w:val="0"/>
+          <w:i w:val="0"/>
+          <w:sz w:val="22"/>
+        </w:rPr>
+        <w:t>Para traduzir o coeficiente do atraso em consequência operacional, foi conduzida uma simulação contrafactual. Considerando o conjunto de vendedores observados, a redução do atraso médio em 1, 2, 3, 5 e 7 dias foi aplicada de forma uniforme e comparada à predição base do modelo NB2 reduzido. Os resultados estão na Tabela 6 e na Figura 8. Uma redução de 3 dias no atraso médio levaria a uma queda estimada de 12,2% no total de reviews negativos previstos pelo modelo; uma redução de 7 dias, a uma queda de 26,3%. A simulação fornece uma referência quantitativa para priorização de iniciativas de melhoria logística, ressalvada a natureza associativa do modelo.</w:t>
+      </w:r>
+    </w:p>
+    <w:p>
+      <w:pPr>
+        <w:spacing w:before="200" w:after="40" w:line="220" w:lineRule="exact"/>
+        <w:jc w:val="left"/>
+      </w:pPr>
+      <w:r>
+        <w:rPr>
+          <w:rFonts w:ascii="Arial" w:hAnsi="Arial"/>
+          <w:b w:val="0"/>
+          <w:i w:val="0"/>
+          <w:sz w:val="22"/>
+        </w:rPr>
+        <w:t>Tabela 6. Simulação contrafactual — efeito de reduções no atraso médio</w:t>
+      </w:r>
+    </w:p>
+    <w:tbl>
+      <w:tblPr>
+        <w:tblStyle w:val="TableGrid"/>
+        <w:tblW w:type="auto" w:w="0"/>
+        <w:jc w:val="center"/>
+        <w:tblLook w:firstColumn="1" w:firstRow="1" w:lastColumn="0" w:lastRow="0" w:noHBand="0" w:noVBand="1" w:val="04A0"/>
+      </w:tblPr>
+      <w:tblGrid>
+        <w:gridCol w:w="3135"/>
+        <w:gridCol w:w="3135"/>
+        <w:gridCol w:w="3135"/>
+      </w:tblGrid>
+      <w:tr>
+        <w:tc>
+          <w:tcPr>
+            <w:tcW w:type="dxa" w:w="3135"/>
+          </w:tcPr>
+          <w:p>
+            <w:pPr>
+              <w:jc w:val="center"/>
+            </w:pPr>
+            <w:r>
+              <w:rPr>
+                <w:rFonts w:ascii="Arial" w:hAnsi="Arial"/>
+                <w:b/>
+                <w:i w:val="0"/>
+                <w:sz w:val="20"/>
+              </w:rPr>
+              <w:t>Redução no atraso (dias)</w:t>
+            </w:r>
+          </w:p>
+        </w:tc>
+        <w:tc>
+          <w:tcPr>
+            <w:tcW w:type="dxa" w:w="3135"/>
+          </w:tcPr>
+          <w:p>
+            <w:pPr>
+              <w:jc w:val="center"/>
+            </w:pPr>
+            <w:r>
+              <w:rPr>
+                <w:rFonts w:ascii="Arial" w:hAnsi="Arial"/>
+                <w:b/>
+                <w:i w:val="0"/>
+                <w:sz w:val="20"/>
+              </w:rPr>
+              <w:t>Reviews negativos previstos</w:t>
+            </w:r>
+          </w:p>
+        </w:tc>
+        <w:tc>
+          <w:tcPr>
+            <w:tcW w:type="dxa" w:w="3135"/>
+          </w:tcPr>
+          <w:p>
+            <w:pPr>
+              <w:jc w:val="center"/>
+            </w:pPr>
+            <w:r>
+              <w:rPr>
+                <w:rFonts w:ascii="Arial" w:hAnsi="Arial"/>
+                <w:b/>
+                <w:i w:val="0"/>
+                <w:sz w:val="20"/>
+              </w:rPr>
+              <w:t>Redução estimada (%)</w:t>
+            </w:r>
+          </w:p>
+        </w:tc>
+      </w:tr>
+      <w:tr>
+        <w:tc>
+          <w:tcPr>
+            <w:tcW w:type="dxa" w:w="3135"/>
+          </w:tcPr>
+          <w:p>
+            <w:r>
+              <w:rPr>
+                <w:rFonts w:ascii="Arial" w:hAnsi="Arial"/>
+                <w:b w:val="0"/>
+                <w:i w:val="0"/>
+                <w:sz w:val="20"/>
+              </w:rPr>
+              <w:t>1</w:t>
+            </w:r>
+          </w:p>
+        </w:tc>
+        <w:tc>
+          <w:tcPr>
+            <w:tcW w:type="dxa" w:w="3135"/>
+          </w:tcPr>
+          <w:p>
+            <w:pPr>
+              <w:jc w:val="center"/>
+            </w:pPr>
+            <w:r>
+              <w:rPr>
+                <w:rFonts w:ascii="Arial" w:hAnsi="Arial"/>
+                <w:b w:val="0"/>
+                <w:i w:val="0"/>
+                <w:sz w:val="20"/>
+              </w:rPr>
+              <w:t>—</w:t>
+            </w:r>
+          </w:p>
+        </w:tc>
+        <w:tc>
+          <w:tcPr>
+            <w:tcW w:type="dxa" w:w="3135"/>
+          </w:tcPr>
+          <w:p>
+            <w:pPr>
+              <w:jc w:val="center"/>
+            </w:pPr>
+            <w:r>
+              <w:rPr>
+                <w:rFonts w:ascii="Arial" w:hAnsi="Arial"/>
+                <w:b w:val="0"/>
+                <w:i w:val="0"/>
+                <w:sz w:val="20"/>
+              </w:rPr>
+              <w:t>4,3%</w:t>
+            </w:r>
+          </w:p>
+        </w:tc>
+      </w:tr>
+      <w:tr>
+        <w:tc>
+          <w:tcPr>
+            <w:tcW w:type="dxa" w:w="3135"/>
+          </w:tcPr>
+          <w:p>
+            <w:r>
+              <w:rPr>
+                <w:rFonts w:ascii="Arial" w:hAnsi="Arial"/>
+                <w:b w:val="0"/>
+                <w:i w:val="0"/>
+                <w:sz w:val="20"/>
+              </w:rPr>
+              <w:t>2</w:t>
+            </w:r>
+          </w:p>
+        </w:tc>
+        <w:tc>
+          <w:tcPr>
+            <w:tcW w:type="dxa" w:w="3135"/>
+          </w:tcPr>
+          <w:p>
+            <w:pPr>
+              <w:jc w:val="center"/>
+            </w:pPr>
+            <w:r>
+              <w:rPr>
+                <w:rFonts w:ascii="Arial" w:hAnsi="Arial"/>
+                <w:b w:val="0"/>
+                <w:i w:val="0"/>
+                <w:sz w:val="20"/>
+              </w:rPr>
+              <w:t>—</w:t>
+            </w:r>
+          </w:p>
+        </w:tc>
+        <w:tc>
+          <w:tcPr>
+            <w:tcW w:type="dxa" w:w="3135"/>
+          </w:tcPr>
+          <w:p>
+            <w:pPr>
+              <w:jc w:val="center"/>
+            </w:pPr>
+            <w:r>
+              <w:rPr>
+                <w:rFonts w:ascii="Arial" w:hAnsi="Arial"/>
+                <w:b w:val="0"/>
+                <w:i w:val="0"/>
+                <w:sz w:val="20"/>
+              </w:rPr>
+              <w:t>8,3%</w:t>
+            </w:r>
+          </w:p>
+        </w:tc>
+      </w:tr>
+      <w:tr>
+        <w:tc>
+          <w:tcPr>
+            <w:tcW w:type="dxa" w:w="3135"/>
+          </w:tcPr>
+          <w:p>
+            <w:r>
+              <w:rPr>
+                <w:rFonts w:ascii="Arial" w:hAnsi="Arial"/>
+                <w:b w:val="0"/>
+                <w:i w:val="0"/>
+                <w:sz w:val="20"/>
+              </w:rPr>
+              <w:t>3</w:t>
+            </w:r>
+          </w:p>
+        </w:tc>
+        <w:tc>
+          <w:tcPr>
+            <w:tcW w:type="dxa" w:w="3135"/>
+          </w:tcPr>
+          <w:p>
+            <w:pPr>
+              <w:jc w:val="center"/>
+            </w:pPr>
+            <w:r>
+              <w:rPr>
+                <w:rFonts w:ascii="Arial" w:hAnsi="Arial"/>
+                <w:b w:val="0"/>
+                <w:i w:val="0"/>
+                <w:sz w:val="20"/>
+              </w:rPr>
+              <w:t>—</w:t>
+            </w:r>
+          </w:p>
+        </w:tc>
+        <w:tc>
+          <w:tcPr>
+            <w:tcW w:type="dxa" w:w="3135"/>
+          </w:tcPr>
+          <w:p>
+            <w:pPr>
+              <w:jc w:val="center"/>
+            </w:pPr>
+            <w:r>
+              <w:rPr>
+                <w:rFonts w:ascii="Arial" w:hAnsi="Arial"/>
+                <w:b w:val="0"/>
+                <w:i w:val="0"/>
+                <w:sz w:val="20"/>
+              </w:rPr>
+              <w:t>12,2%</w:t>
+            </w:r>
+          </w:p>
+        </w:tc>
+      </w:tr>
+      <w:tr>
+        <w:tc>
+          <w:tcPr>
+            <w:tcW w:type="dxa" w:w="3135"/>
+          </w:tcPr>
+          <w:p>
+            <w:r>
+              <w:rPr>
+                <w:rFonts w:ascii="Arial" w:hAnsi="Arial"/>
+                <w:b w:val="0"/>
+                <w:i w:val="0"/>
+                <w:sz w:val="20"/>
+              </w:rPr>
+              <w:t>5</w:t>
+            </w:r>
+          </w:p>
+        </w:tc>
+        <w:tc>
+          <w:tcPr>
+            <w:tcW w:type="dxa" w:w="3135"/>
+          </w:tcPr>
+          <w:p>
+            <w:pPr>
+              <w:jc w:val="center"/>
+            </w:pPr>
+            <w:r>
+              <w:rPr>
+                <w:rFonts w:ascii="Arial" w:hAnsi="Arial"/>
+                <w:b w:val="0"/>
+                <w:i w:val="0"/>
+                <w:sz w:val="20"/>
+              </w:rPr>
+              <w:t>—</w:t>
+            </w:r>
+          </w:p>
+        </w:tc>
+        <w:tc>
+          <w:tcPr>
+            <w:tcW w:type="dxa" w:w="3135"/>
+          </w:tcPr>
+          <w:p>
+            <w:pPr>
+              <w:jc w:val="center"/>
+            </w:pPr>
+            <w:r>
+              <w:rPr>
+                <w:rFonts w:ascii="Arial" w:hAnsi="Arial"/>
+                <w:b w:val="0"/>
+                <w:i w:val="0"/>
+                <w:sz w:val="20"/>
+              </w:rPr>
+              <w:t>19,6%</w:t>
+            </w:r>
+          </w:p>
+        </w:tc>
+      </w:tr>
+      <w:tr>
+        <w:tc>
+          <w:tcPr>
+            <w:tcW w:type="dxa" w:w="3135"/>
+          </w:tcPr>
+          <w:p>
+            <w:r>
+              <w:rPr>
+                <w:rFonts w:ascii="Arial" w:hAnsi="Arial"/>
+                <w:b w:val="0"/>
+                <w:i w:val="0"/>
+                <w:sz w:val="20"/>
+              </w:rPr>
+              <w:t>7</w:t>
+            </w:r>
+          </w:p>
+        </w:tc>
+        <w:tc>
+          <w:tcPr>
+            <w:tcW w:type="dxa" w:w="3135"/>
+          </w:tcPr>
+          <w:p>
+            <w:pPr>
+              <w:jc w:val="center"/>
+            </w:pPr>
+            <w:r>
+              <w:rPr>
+                <w:rFonts w:ascii="Arial" w:hAnsi="Arial"/>
+                <w:b w:val="0"/>
+                <w:i w:val="0"/>
+                <w:sz w:val="20"/>
+              </w:rPr>
+              <w:t>—</w:t>
+            </w:r>
+          </w:p>
+        </w:tc>
+        <w:tc>
+          <w:tcPr>
+            <w:tcW w:type="dxa" w:w="3135"/>
+          </w:tcPr>
+          <w:p>
+            <w:pPr>
+              <w:jc w:val="center"/>
+            </w:pPr>
+            <w:r>
+              <w:rPr>
+                <w:rFonts w:ascii="Arial" w:hAnsi="Arial"/>
+                <w:b w:val="0"/>
+                <w:i w:val="0"/>
+                <w:sz w:val="20"/>
+              </w:rPr>
+              <w:t>26,3%</w:t>
+            </w:r>
+          </w:p>
+        </w:tc>
+      </w:tr>
+    </w:tbl>
+    <w:p>
+      <w:pPr>
+        <w:spacing w:before="40" w:after="40" w:line="220" w:lineRule="exact"/>
+        <w:jc w:val="left"/>
+      </w:pPr>
+      <w:r>
+        <w:rPr>
+          <w:rFonts w:ascii="Arial" w:hAnsi="Arial"/>
+          <w:b w:val="0"/>
+          <w:i w:val="0"/>
+          <w:sz w:val="18"/>
+        </w:rPr>
+        <w:t>Fonte: Resultados originais da pesquisa.</w:t>
+      </w:r>
+    </w:p>
+    <w:p>
+      <w:pPr>
+        <w:spacing w:before="0" w:after="160" w:line="220" w:lineRule="exact"/>
+        <w:jc w:val="left"/>
+      </w:pPr>
+      <w:r>
+        <w:rPr>
+          <w:rFonts w:ascii="Arial" w:hAnsi="Arial"/>
+          <w:b w:val="0"/>
+          <w:i w:val="0"/>
+          <w:sz w:val="18"/>
+        </w:rPr>
+        <w:t>Nota: Predições agregadas a partir do modelo NB2 reduzido. O cenário base corresponde aos valores observados de atraso. Reduções aplicadas de forma uniforme a todos os vendedores.</w:t>
+      </w:r>
+    </w:p>
+    <w:p>
+      <w:pPr>
+        <w:spacing w:before="200" w:after="40" w:line="220" w:lineRule="exact"/>
+        <w:jc w:val="left"/>
+      </w:pPr>
+      <w:r>
+        <w:rPr>
+          <w:rFonts w:ascii="Arial" w:hAnsi="Arial"/>
+          <w:b w:val="0"/>
+          <w:i w:val="0"/>
+          <w:sz w:val="22"/>
+        </w:rPr>
+        <w:t>Figura 8. Redução prevista de reviews negativos por cenário de melhoria no atraso</w:t>
+      </w:r>
+    </w:p>
+    <w:p>
+      <w:pPr>
+        <w:spacing w:after="40"/>
+        <w:jc w:val="center"/>
+      </w:pPr>
+      <w:r>
+        <w:drawing>
+          <wp:inline xmlns:a="http://schemas.openxmlformats.org/drawingml/2006/main" xmlns:pic="http://schemas.openxmlformats.org/drawingml/2006/picture">
+            <wp:extent cx="5029200" cy="2775704"/>
+            <wp:docPr id="8" name="Picture 8"/>
+            <wp:cNvGraphicFramePr>
+              <a:graphicFrameLocks noChangeAspect="1"/>
+            </wp:cNvGraphicFramePr>
+            <a:graphic>
+              <a:graphicData uri="http://schemas.openxmlformats.org/drawingml/2006/picture">
+                <pic:pic>
+                  <pic:nvPicPr>
+                    <pic:cNvPr id="0" name="fig_contrafactual.png"/>
+                    <pic:cNvPicPr/>
+                  </pic:nvPicPr>
+                  <pic:blipFill>
+                    <a:blip r:embed="rId16"/>
+                    <a:stretch>
+                      <a:fillRect/>
+                    </a:stretch>
+                  </pic:blipFill>
+                  <pic:spPr>
+                    <a:xfrm>
+                      <a:off x="0" y="0"/>
+                      <a:ext cx="5029200" cy="2775704"/>
+                    </a:xfrm>
+                    <a:prstGeom prst="rect"/>
+                  </pic:spPr>
+                </pic:pic>
+              </a:graphicData>
+            </a:graphic>
+          </wp:inline>
+        </w:drawing>
+      </w:r>
+    </w:p>
+    <w:p>
+      <w:pPr>
+        <w:spacing w:before="40" w:after="160" w:line="220" w:lineRule="exact"/>
+        <w:jc w:val="left"/>
+      </w:pPr>
+      <w:r>
+        <w:rPr>
+          <w:rFonts w:ascii="Arial" w:hAnsi="Arial"/>
+          <w:b w:val="0"/>
+          <w:i w:val="0"/>
+          <w:sz w:val="18"/>
+        </w:rPr>
+        <w:t>Fonte: Resultados originais da pesquisa.</w:t>
       </w:r>
     </w:p>
     <w:p>
@@ -3047,8 +4011,6 @@
       </w:r>
     </w:p>
     <w:sectPr>
-      <w:headerReference w:type="default" r:id="rId14"/>
-      <w:footerReference w:type="default" r:id="rId15"/>
       <w:pgSz w:w="12240" w:h="15840"/>
       <w:pgMar w:top="1417" w:right="1417" w:bottom="1417" w:left="1417" w:header="720" w:footer="720" w:gutter="0"/>
       <w:cols w:space="720"/>
@@ -3056,26 +4018,6 @@
     </w:sectPr>
   </w:body>
 </w:document>
-</file>
-
-<file path=word/footer1.xml><?xml version="1.0" encoding="utf-8"?>
-<w:ftr xmlns:m="http://schemas.openxmlformats.org/officeDocument/2006/math" xmlns:mc="http://schemas.openxmlformats.org/markup-compatibility/2006" xmlns:mo="http://schemas.microsoft.com/office/mac/office/2008/main" xmlns:mv="urn:schemas-microsoft-com:mac:vml" xmlns:o="urn:schemas-microsoft-com:office:office" xmlns:r="http://schemas.openxmlformats.org/officeDocument/2006/relationships" xmlns:v="urn:schemas-microsoft-com:vml" xmlns:w10="urn:schemas-microsoft-com:office:word" xmlns:w14="http://schemas.microsoft.com/office/word/2010/wordml" xmlns:w="http://schemas.openxmlformats.org/wordprocessingml/2006/main" xmlns:wne="http://schemas.microsoft.com/office/word/2006/wordml" xmlns:wp14="http://schemas.microsoft.com/office/word/2010/wordprocessingDrawing" xmlns:wp="http://schemas.openxmlformats.org/drawingml/2006/wordprocessingDrawing" xmlns:wpc="http://schemas.microsoft.com/office/word/2010/wordprocessingCanvas" xmlns:wpg="http://schemas.microsoft.com/office/word/2010/wordprocessingGroup" xmlns:wpi="http://schemas.microsoft.com/office/word/2010/wordprocessingInk" xmlns:wps="http://schemas.microsoft.com/office/word/2010/wordprocessingShape" mc:Ignorable="w14 wp14">
-  <w:p>
-    <w:pPr>
-      <w:pStyle w:val="Footer"/>
-    </w:pPr>
-  </w:p>
-</w:ftr>
-</file>
-
-<file path=word/header1.xml><?xml version="1.0" encoding="utf-8"?>
-<w:hdr xmlns:m="http://schemas.openxmlformats.org/officeDocument/2006/math" xmlns:mc="http://schemas.openxmlformats.org/markup-compatibility/2006" xmlns:mo="http://schemas.microsoft.com/office/mac/office/2008/main" xmlns:mv="urn:schemas-microsoft-com:mac:vml" xmlns:o="urn:schemas-microsoft-com:office:office" xmlns:r="http://schemas.openxmlformats.org/officeDocument/2006/relationships" xmlns:v="urn:schemas-microsoft-com:vml" xmlns:w10="urn:schemas-microsoft-com:office:word" xmlns:w14="http://schemas.microsoft.com/office/word/2010/wordml" xmlns:w="http://schemas.openxmlformats.org/wordprocessingml/2006/main" xmlns:wne="http://schemas.microsoft.com/office/word/2006/wordml" xmlns:wp14="http://schemas.microsoft.com/office/word/2010/wordprocessingDrawing" xmlns:wp="http://schemas.openxmlformats.org/drawingml/2006/wordprocessingDrawing" xmlns:wpc="http://schemas.microsoft.com/office/word/2010/wordprocessingCanvas" xmlns:wpg="http://schemas.microsoft.com/office/word/2010/wordprocessingGroup" xmlns:wpi="http://schemas.microsoft.com/office/word/2010/wordprocessingInk" xmlns:wps="http://schemas.microsoft.com/office/word/2010/wordprocessingShape" mc:Ignorable="w14 wp14">
-  <w:p>
-    <w:pPr>
-      <w:pStyle w:val="Header"/>
-    </w:pPr>
-  </w:p>
-</w:hdr>
 </file>
 
 <file path=word/numbering.xml><?xml version="1.0" encoding="utf-8"?>

--- a/[Resultados Preliminares] - Maycon Henrique Aranha Da Silva.docx
+++ b/[Resultados Preliminares] - Maycon Henrique Aranha Da Silva.docx
@@ -2864,7 +2864,7 @@
       <w:r>
         <w:drawing>
           <wp:inline xmlns:a="http://schemas.openxmlformats.org/drawingml/2006/main" xmlns:pic="http://schemas.openxmlformats.org/drawingml/2006/picture">
-            <wp:extent cx="5029200" cy="3762626"/>
+            <wp:extent cx="5029200" cy="3737344"/>
             <wp:docPr id="6" name="Picture 6"/>
             <wp:cNvGraphicFramePr>
               <a:graphicFrameLocks noChangeAspect="1"/>
@@ -2885,7 +2885,7 @@
                   <pic:spPr>
                     <a:xfrm>
                       <a:off x="0" y="0"/>
-                      <a:ext cx="5029200" cy="3762626"/>
+                      <a:ext cx="5029200" cy="3737344"/>
                     </a:xfrm>
                     <a:prstGeom prst="rect"/>
                   </pic:spPr>
@@ -3225,7 +3225,7 @@
       <w:r>
         <w:drawing>
           <wp:inline xmlns:a="http://schemas.openxmlformats.org/drawingml/2006/main" xmlns:pic="http://schemas.openxmlformats.org/drawingml/2006/picture">
-            <wp:extent cx="5029200" cy="1771821"/>
+            <wp:extent cx="5029200" cy="1765956"/>
             <wp:docPr id="7" name="Picture 7"/>
             <wp:cNvGraphicFramePr>
               <a:graphicFrameLocks noChangeAspect="1"/>
@@ -3246,7 +3246,7 @@
                   <pic:spPr>
                     <a:xfrm>
                       <a:off x="0" y="0"/>
-                      <a:ext cx="5029200" cy="1771821"/>
+                      <a:ext cx="5029200" cy="1765956"/>
                     </a:xfrm>
                     <a:prstGeom prst="rect"/>
                   </pic:spPr>
@@ -3300,7 +3300,7 @@
           <w:i w:val="0"/>
           <w:sz w:val="22"/>
         </w:rPr>
-        <w:t>Para traduzir o coeficiente do atraso em consequência operacional, foi conduzida uma simulação contrafactual. Considerando o conjunto de vendedores observados, a redução do atraso médio em 1, 2, 3, 5 e 7 dias foi aplicada de forma uniforme e comparada à predição base do modelo NB2 reduzido. Os resultados estão na Tabela 6 e na Figura 8. Uma redução de 3 dias no atraso médio levaria a uma queda estimada de 12,2% no total de reviews negativos previstos pelo modelo; uma redução de 7 dias, a uma queda de 26,3%. A simulação fornece uma referência quantitativa para priorização de iniciativas de melhoria logística, ressalvada a natureza associativa do modelo.</w:t>
+        <w:t>Para traduzir o coeficiente do atraso em consequência operacional, foi conduzida uma simulação contrafactual. Considerando o conjunto de vendedores observados, a redução do atraso médio em 1, 2, 3, 5 e 7 dias foi aplicada de forma uniforme e comparada à predição base do modelo NB2 reduzido (total previsto = 11.805 reviews negativos). Os resultados estão na Tabela 6 e na Figura 8. Uma redução de 3 dias no atraso médio levaria a uma queda estimada de 12,2% no total de reviews negativos previstos pelo modelo (de 11.805 para 10.360); uma redução de 7 dias, a uma queda de 26,3% (8.705 reviews previstos). A simulação fornece uma referência quantitativa para priorização de iniciativas de melhoria logística, ressalvada a natureza associativa do modelo.</w:t>
       </w:r>
     </w:p>
     <w:p>
@@ -3402,6 +3402,62 @@
                 <w:i w:val="0"/>
                 <w:sz w:val="20"/>
               </w:rPr>
+              <w:t>0 (base)</w:t>
+            </w:r>
+          </w:p>
+        </w:tc>
+        <w:tc>
+          <w:tcPr>
+            <w:tcW w:type="dxa" w:w="3135"/>
+          </w:tcPr>
+          <w:p>
+            <w:pPr>
+              <w:jc w:val="center"/>
+            </w:pPr>
+            <w:r>
+              <w:rPr>
+                <w:rFonts w:ascii="Arial" w:hAnsi="Arial"/>
+                <w:b w:val="0"/>
+                <w:i w:val="0"/>
+                <w:sz w:val="20"/>
+              </w:rPr>
+              <w:t>11.805</w:t>
+            </w:r>
+          </w:p>
+        </w:tc>
+        <w:tc>
+          <w:tcPr>
+            <w:tcW w:type="dxa" w:w="3135"/>
+          </w:tcPr>
+          <w:p>
+            <w:pPr>
+              <w:jc w:val="center"/>
+            </w:pPr>
+            <w:r>
+              <w:rPr>
+                <w:rFonts w:ascii="Arial" w:hAnsi="Arial"/>
+                <w:b w:val="0"/>
+                <w:i w:val="0"/>
+                <w:sz w:val="20"/>
+              </w:rPr>
+              <w:t>—</w:t>
+            </w:r>
+          </w:p>
+        </w:tc>
+      </w:tr>
+      <w:tr>
+        <w:tc>
+          <w:tcPr>
+            <w:tcW w:type="dxa" w:w="3135"/>
+          </w:tcPr>
+          <w:p>
+            <w:r>
+              <w:rPr>
+                <w:rFonts w:ascii="Arial" w:hAnsi="Arial"/>
+                <w:b w:val="0"/>
+                <w:i w:val="0"/>
+                <w:sz w:val="20"/>
+              </w:rPr>
               <w:t>1</w:t>
             </w:r>
           </w:p>
@@ -3421,7 +3477,7 @@
                 <w:i w:val="0"/>
                 <w:sz w:val="20"/>
               </w:rPr>
-              <w:t>—</w:t>
+              <w:t>11.302</w:t>
             </w:r>
           </w:p>
         </w:tc>
@@ -3477,7 +3533,7 @@
                 <w:i w:val="0"/>
                 <w:sz w:val="20"/>
               </w:rPr>
-              <w:t>—</w:t>
+              <w:t>10.821</w:t>
             </w:r>
           </w:p>
         </w:tc>
@@ -3533,7 +3589,7 @@
                 <w:i w:val="0"/>
                 <w:sz w:val="20"/>
               </w:rPr>
-              <w:t>—</w:t>
+              <w:t>10.360</w:t>
             </w:r>
           </w:p>
         </w:tc>
@@ -3589,7 +3645,7 @@
                 <w:i w:val="0"/>
                 <w:sz w:val="20"/>
               </w:rPr>
-              <w:t>—</w:t>
+              <w:t>9.496</w:t>
             </w:r>
           </w:p>
         </w:tc>
@@ -3645,7 +3701,7 @@
                 <w:i w:val="0"/>
                 <w:sz w:val="20"/>
               </w:rPr>
-              <w:t>—</w:t>
+              <w:t>8.705</w:t>
             </w:r>
           </w:p>
         </w:tc>
@@ -3697,7 +3753,7 @@
           <w:i w:val="0"/>
           <w:sz w:val="18"/>
         </w:rPr>
-        <w:t>Nota: Predições agregadas a partir do modelo NB2 reduzido. O cenário base corresponde aos valores observados de atraso. Reduções aplicadas de forma uniforme a todos os vendedores.</w:t>
+        <w:t>Nota: Predições agregadas a partir do modelo NB2 reduzido. O cenário base (0 dia) corresponde aos valores observados de atraso. Reduções aplicadas de forma uniforme a todos os vendedores.</w:t>
       </w:r>
     </w:p>
     <w:p>
@@ -3723,7 +3779,7 @@
       <w:r>
         <w:drawing>
           <wp:inline xmlns:a="http://schemas.openxmlformats.org/drawingml/2006/main" xmlns:pic="http://schemas.openxmlformats.org/drawingml/2006/picture">
-            <wp:extent cx="5029200" cy="2775704"/>
+            <wp:extent cx="5029200" cy="2755209"/>
             <wp:docPr id="8" name="Picture 8"/>
             <wp:cNvGraphicFramePr>
               <a:graphicFrameLocks noChangeAspect="1"/>
@@ -3744,7 +3800,7 @@
                   <pic:spPr>
                     <a:xfrm>
                       <a:off x="0" y="0"/>
-                      <a:ext cx="5029200" cy="2775704"/>
+                      <a:ext cx="5029200" cy="2755209"/>
                     </a:xfrm>
                     <a:prstGeom prst="rect"/>
                   </pic:spPr>

--- a/[Resultados Preliminares] - Maycon Henrique Aranha Da Silva.docx
+++ b/[Resultados Preliminares] - Maycon Henrique Aranha Da Silva.docx
@@ -330,7 +330,7 @@
                 <w:i w:val="0"/>
                 <w:sz w:val="20"/>
               </w:rPr>
-              <w:t>2,74</w:t>
+              <w:t>1,01</w:t>
             </w:r>
           </w:p>
         </w:tc>
@@ -367,7 +367,7 @@
                 <w:i w:val="0"/>
                 <w:sz w:val="20"/>
               </w:rPr>
-              <w:t>2,47</w:t>
+              <w:t>1,44</w:t>
             </w:r>
           </w:p>
         </w:tc>
@@ -404,7 +404,7 @@
                 <w:i w:val="0"/>
                 <w:sz w:val="20"/>
               </w:rPr>
-              <w:t>6,87</w:t>
+              <w:t>2,63</w:t>
             </w:r>
           </w:p>
         </w:tc>
@@ -441,7 +441,7 @@
                 <w:i w:val="0"/>
                 <w:sz w:val="20"/>
               </w:rPr>
-              <w:t>3,53</w:t>
+              <w:t>2,47</w:t>
             </w:r>
           </w:p>
         </w:tc>
@@ -652,7 +652,7 @@
           <w:i w:val="0"/>
           <w:sz w:val="22"/>
         </w:rPr>
-        <w:t>A integração das sete tabelas relacionais e a agregação por identificador de vendedor resultaram em uma base com 1.754 vendedores que atenderam ao critério mínimo de 5 reviews. Para cada vendedor foram calculados o total de reviews recebidos, a contagem de reviews negativos, o atraso médio de entrega em dias, o ticket médio, o frete médio e o peso médio do produto. As 19 categorias de produto com pelo menos 30 vendedores foram mantidas individualmente; as demais foram agrupadas em uma categoria residual. O mesmo procedimento foi aplicado aos estados, resultando em 7 grupos geográficos. A verificação de multicolinearidade pelo VIF indicou ausência de colinearidade problemática: atraso médio (VIF = 2,74), ticket médio (VIF = 2,47), frete médio (VIF = 6,87) e peso médio (VIF = 3,53), todos abaixo do limiar de 10 (Fávero e Belfiore, 2024).</w:t>
+        <w:t>A integração das sete tabelas relacionais e a agregação por identificador de vendedor resultaram em uma base com 1.754 vendedores que atenderam ao critério mínimo de 5 reviews. Para cada vendedor foram calculados o total de reviews recebidos, a contagem de reviews negativos, o atraso médio de entrega em dias, o ticket médio, o frete médio e o peso médio do produto. As 19 categorias de produto com pelo menos 30 vendedores foram mantidas individualmente; as demais foram agrupadas em uma categoria residual. O mesmo procedimento foi aplicado aos estados, resultando em 7 grupos geográficos. A verificação de multicolinearidade pelo VIF indicou ausência de colinearidade problemática: atraso médio (VIF = 1,01), ticket médio (VIF = 1,44), frete médio (VIF = 2,63) e peso médio (VIF = 2,47), todos próximos de 1 e bem abaixo do limiar de 10 (Fávero e Belfiore, 2024). O VIF foi calculado com a constante incluída na matriz de design, conforme requerido para sua correta apuração.</w:t>
       </w:r>
     </w:p>
     <w:p>
@@ -768,7 +768,7 @@
           <w:i w:val="0"/>
           <w:sz w:val="22"/>
         </w:rPr>
-        <w:t>O atraso médio de entrega foi a variável com maior correlação visual com a contagem de reviews negativos, conforme a Figura 2. A relação observada é coerente com a hipótese operacional de que falhas no prazo de entrega convertem-se em avaliações negativas.</w:t>
+        <w:t>Entre as variáveis operacionais, o atraso médio de entrega foi a que apresentou a associação mais forte com a taxa de reviews negativos — ainda que de magnitude modesta (coeficiente de correlação de Pearson de 0,23) — conforme a Figura 2. A relação, embora fraca em termos lineares, é coerente com a hipótese operacional de que desvios no prazo de entrega se convertem em avaliações negativas, e foi posteriormente confirmada na modelagem, já controlada pelas demais covariáveis.</w:t>
       </w:r>
     </w:p>
     <w:p>
@@ -901,6 +901,107 @@
                     <a:xfrm>
                       <a:off x="0" y="0"/>
                       <a:ext cx="5303520" cy="3511352"/>
+                    </a:xfrm>
+                    <a:prstGeom prst="rect"/>
+                  </pic:spPr>
+                </pic:pic>
+              </a:graphicData>
+            </a:graphic>
+          </wp:inline>
+        </w:drawing>
+      </w:r>
+    </w:p>
+    <w:p>
+      <w:pPr>
+        <w:spacing w:before="40" w:after="160" w:line="220" w:lineRule="exact"/>
+        <w:jc w:val="left"/>
+      </w:pPr>
+      <w:r>
+        <w:rPr>
+          <w:rFonts w:ascii="Arial" w:hAnsi="Arial"/>
+          <w:b w:val="0"/>
+          <w:i w:val="0"/>
+          <w:sz w:val="18"/>
+        </w:rPr>
+        <w:t>Fonte: Resultados originais da pesquisa.</w:t>
+      </w:r>
+    </w:p>
+    <w:p>
+      <w:pPr>
+        <w:spacing w:before="200" w:after="80" w:line="330" w:lineRule="exact"/>
+        <w:ind w:left="709"/>
+        <w:jc w:val="left"/>
+      </w:pPr>
+      <w:r>
+        <w:rPr>
+          <w:rFonts w:ascii="Arial" w:hAnsi="Arial"/>
+          <w:b/>
+          <w:i w:val="0"/>
+          <w:sz w:val="22"/>
+        </w:rPr>
+        <w:t>Estabilidade temporal da insatisfação</w:t>
+      </w:r>
+    </w:p>
+    <w:p>
+      <w:pPr>
+        <w:spacing w:before="0" w:after="120" w:line="330" w:lineRule="exact"/>
+        <w:jc w:val="both"/>
+      </w:pPr>
+      <w:r>
+        <w:rPr>
+          <w:rFonts w:ascii="Arial" w:hAnsi="Arial"/>
+          <w:b w:val="0"/>
+          <w:i w:val="0"/>
+          <w:sz w:val="22"/>
+        </w:rPr>
+        <w:t>Para delimitar a generalização temporal dos resultados, examinou-se a evolução mensal da taxa de reviews negativos ao longo do período coberto pela base (2016 a 2018), conforme a Figura 4. A taxa manteve-se relativamente estável, em torno de 14%, sem tendência acentuada de alta ou baixa, à exceção dos primeiros meses de operação da base, de volume reduzido. A estabilidade observada sugere que os mecanismos operacionais associados à insatisfação são persistentes ao longo do período, ainda que a generalização para o e-commerce contemporâneo permaneça limitada (ver Limitações).</w:t>
+      </w:r>
+    </w:p>
+    <w:p>
+      <w:pPr>
+        <w:spacing w:before="200" w:after="40" w:line="220" w:lineRule="exact"/>
+        <w:jc w:val="left"/>
+      </w:pPr>
+      <w:r>
+        <w:rPr>
+          <w:rFonts w:ascii="Arial" w:hAnsi="Arial"/>
+          <w:b w:val="0"/>
+          <w:i w:val="0"/>
+          <w:sz w:val="22"/>
+        </w:rPr>
+        <w:t>Figura 4. Evolução mensal da taxa de reviews negativos (2016-2018)</w:t>
+      </w:r>
+    </w:p>
+    <w:p>
+      <w:pPr>
+        <w:spacing w:after="40"/>
+        <w:jc w:val="center"/>
+      </w:pPr>
+      <w:r>
+        <w:drawing>
+          <wp:inline xmlns:a="http://schemas.openxmlformats.org/drawingml/2006/main" xmlns:pic="http://schemas.openxmlformats.org/drawingml/2006/picture">
+            <wp:extent cx="5029200" cy="1902365"/>
+            <wp:docPr id="4" name="Picture 4"/>
+            <wp:cNvGraphicFramePr>
+              <a:graphicFrameLocks noChangeAspect="1"/>
+            </wp:cNvGraphicFramePr>
+            <a:graphic>
+              <a:graphicData uri="http://schemas.openxmlformats.org/drawingml/2006/picture">
+                <pic:pic>
+                  <pic:nvPicPr>
+                    <pic:cNvPr id="0" name="eda_evolucao_temporal.png"/>
+                    <pic:cNvPicPr/>
+                  </pic:nvPicPr>
+                  <pic:blipFill>
+                    <a:blip r:embed="rId12"/>
+                    <a:stretch>
+                      <a:fillRect/>
+                    </a:stretch>
+                  </pic:blipFill>
+                  <pic:spPr>
+                    <a:xfrm>
+                      <a:off x="0" y="0"/>
+                      <a:ext cx="5029200" cy="1902365"/>
                     </a:xfrm>
                     <a:prstGeom prst="rect"/>
                   </pic:spPr>
@@ -2530,7 +2631,7 @@
           <w:i w:val="0"/>
           <w:sz w:val="22"/>
         </w:rPr>
-        <w:t>Figura 4. Magnitudes das associações significativas do modelo NB2 reduzido</w:t>
+        <w:t>Figura 5. Magnitudes das associações significativas do modelo NB2 reduzido</w:t>
       </w:r>
     </w:p>
     <w:p>
@@ -2542,7 +2643,7 @@
         <w:drawing>
           <wp:inline xmlns:a="http://schemas.openxmlformats.org/drawingml/2006/main" xmlns:pic="http://schemas.openxmlformats.org/drawingml/2006/picture">
             <wp:extent cx="5029200" cy="1757269"/>
-            <wp:docPr id="4" name="Picture 4"/>
+            <wp:docPr id="5" name="Picture 5"/>
             <wp:cNvGraphicFramePr>
               <a:graphicFrameLocks noChangeAspect="1"/>
             </wp:cNvGraphicFramePr>
@@ -2554,7 +2655,7 @@
                     <pic:cNvPicPr/>
                   </pic:nvPicPr>
                   <pic:blipFill>
-                    <a:blip r:embed="rId12"/>
+                    <a:blip r:embed="rId13"/>
                     <a:stretch>
                       <a:fillRect/>
                     </a:stretch>
@@ -2600,7 +2701,7 @@
           <w:i w:val="0"/>
           <w:sz w:val="22"/>
         </w:rPr>
-        <w:t>O atraso médio de entrega foi a variável com maior significância estatística: cada dia adicional de atraso está associado a um aumento de 4,45% na taxa esperada de insatisfação, mantidas as demais variáveis constantes [equação (1)]. O frete médio apresentou associação positiva e significativa, de menor magnitude (0,56% por R$). Entre as categorias de produto, todas as quatro retidas no modelo apresentaram taxas de insatisfação significativamente superiores ao grupo de referência (esportes e lazer e demais categorias omitidas no modelo reduzido): telefonia (+38,2%), cama/mesa/banho (+33,4%), móveis/decoração (+29,2%) e informática/acessórios (+20,8%).</w:t>
+        <w:t>O atraso médio de entrega foi a variável com maior significância estatística: cada dia adicional de atraso está associado a um aumento de 4,45% na taxa esperada de insatisfação, mantidas as demais variáveis constantes [equação (1)]. Como a maioria dos vendedores entrega antes do prazo estimado (atraso médio de -12 dias na amostra), esse coeficiente deve ser lido como o efeito do desvio em relação ao prazo prometido — uma entrega menos antecipada ou efetivamente atrasada —, e não de um atraso em termos absolutos. O frete médio apresentou associação positiva e significativa, de menor magnitude (0,56% por R$). Entre as categorias de produto, todas as quatro retidas no modelo apresentaram taxas de insatisfação significativamente superiores ao grupo de referência (esportes e lazer e demais categorias omitidas no modelo reduzido): telefonia (+38,2%), cama/mesa/banho (+33,4%), móveis/decoração (+29,2%) e informática/acessórios (+20,8%).</w:t>
       </w:r>
     </w:p>
     <w:p>
@@ -2646,7 +2747,7 @@
           <w:i w:val="0"/>
           <w:sz w:val="22"/>
         </w:rPr>
-        <w:t>A estatística qui-quadrado de Pearson dividida pelos graus de liberdade resultou em 1,05 no modelo NB2 reduzido, valor próximo de 1 e indicativo de bom ajuste (Hilbe, 2011). A análise dos resíduos de Pearson não revelou padrões sistemáticos de heterocedasticidade, conforme a Figura 5. O pseudo R² de Cox-Snell foi de 0,10, valor baixo em termos absolutos, mas consistente com o padrão reportado para modelos de contagem ajustados a dados cross-section de elevada heterogeneidade individual (Hilbe, 2011).</w:t>
+        <w:t>A estatística qui-quadrado de Pearson dividida pelos graus de liberdade resultou em 1,05 no modelo NB2 reduzido, valor próximo de 1 e indicativo de bom ajuste (Hilbe, 2011). A análise dos resíduos de Pearson não revelou padrões sistemáticos de heterocedasticidade, conforme a Figura 6. O pseudo R² de Cox-Snell foi de 0,10, valor baixo em termos absolutos, mas consistente com o padrão reportado para modelos de contagem ajustados a dados cross-section de elevada heterogeneidade individual (Hilbe, 2011).</w:t>
       </w:r>
     </w:p>
     <w:p>
@@ -2661,7 +2762,7 @@
           <w:i w:val="0"/>
           <w:sz w:val="22"/>
         </w:rPr>
-        <w:t>Figura 5. Diagnóstico de resíduos de Pearson — modelo NB2 reduzido</w:t>
+        <w:t>Figura 6. Diagnóstico de resíduos de Pearson — modelo NB2 reduzido</w:t>
       </w:r>
     </w:p>
     <w:p>
@@ -2673,7 +2774,7 @@
         <w:drawing>
           <wp:inline xmlns:a="http://schemas.openxmlformats.org/drawingml/2006/main" xmlns:pic="http://schemas.openxmlformats.org/drawingml/2006/picture">
             <wp:extent cx="5029200" cy="1774160"/>
-            <wp:docPr id="5" name="Picture 5"/>
+            <wp:docPr id="6" name="Picture 6"/>
             <wp:cNvGraphicFramePr>
               <a:graphicFrameLocks noChangeAspect="1"/>
             </wp:cNvGraphicFramePr>
@@ -2685,7 +2786,7 @@
                     <pic:cNvPicPr/>
                   </pic:nvPicPr>
                   <pic:blipFill>
-                    <a:blip r:embed="rId13"/>
+                    <a:blip r:embed="rId14"/>
                     <a:stretch>
                       <a:fillRect/>
                     </a:stretch>
@@ -2717,6 +2818,490 @@
           <w:sz w:val="18"/>
         </w:rPr>
         <w:t>Fonte: Resultados originais da pesquisa.</w:t>
+      </w:r>
+    </w:p>
+    <w:p>
+      <w:pPr>
+        <w:spacing w:before="200" w:after="80" w:line="330" w:lineRule="exact"/>
+        <w:ind w:left="709"/>
+        <w:jc w:val="left"/>
+      </w:pPr>
+      <w:r>
+        <w:rPr>
+          <w:rFonts w:ascii="Arial" w:hAnsi="Arial"/>
+          <w:b/>
+          <w:i w:val="0"/>
+          <w:sz w:val="22"/>
+        </w:rPr>
+        <w:t>Robustez e validação cruzada do modelo</w:t>
+      </w:r>
+    </w:p>
+    <w:p>
+      <w:pPr>
+        <w:spacing w:before="0" w:after="120" w:line="330" w:lineRule="exact"/>
+        <w:jc w:val="both"/>
+      </w:pPr>
+      <w:r>
+        <w:rPr>
+          <w:rFonts w:ascii="Arial" w:hAnsi="Arial"/>
+          <w:b w:val="0"/>
+          <w:i w:val="0"/>
+          <w:sz w:val="22"/>
+        </w:rPr>
+        <w:t>A robustez do modelo foi avaliada por dois procedimentos complementares, sintetizados na Tabela 5. Primeiro, a reestimação do NB2 reduzido excluindo os dez vendedores com maiores resíduos de Pearson manteve a direção e a ordem de grandeza de todos os coeficientes — o efeito do atraso, inclusive, passou de +4,45% para +5,52% por dia —, indicando que as conclusões não dependem de poucos outliers. Segundo, a validação cruzada em cinco partições apresentou erro absoluto médio (MAE) estável entre as partições (2,46; desvio-padrão 0,25), muito inferior ao baseline ingênuo de previsão pela média (7,97), o que evidencia capacidade de generalização. O MAE do NB2 é praticamente idêntico ao do Poisson de mesma especificação (2,46), resultado esperado, pois ambos compartilham a mesma estrutura de média condicional; a vantagem do NB2 está na inferência correta sob sobredispersão, e não na predição pontual.</w:t>
+      </w:r>
+    </w:p>
+    <w:p>
+      <w:pPr>
+        <w:spacing w:before="200" w:after="40" w:line="220" w:lineRule="exact"/>
+        <w:jc w:val="left"/>
+      </w:pPr>
+      <w:r>
+        <w:rPr>
+          <w:rFonts w:ascii="Arial" w:hAnsi="Arial"/>
+          <w:b w:val="0"/>
+          <w:i w:val="0"/>
+          <w:sz w:val="22"/>
+        </w:rPr>
+        <w:t>Tabela 5. Estabilidade dos coeficientes e validação cruzada do modelo NB2 reduzido</w:t>
+      </w:r>
+    </w:p>
+    <w:tbl>
+      <w:tblPr>
+        <w:tblStyle w:val="TableGrid"/>
+        <w:tblW w:type="auto" w:w="0"/>
+        <w:jc w:val="center"/>
+        <w:tblLook w:firstColumn="1" w:firstRow="1" w:lastColumn="0" w:lastRow="0" w:noHBand="0" w:noVBand="1" w:val="04A0"/>
+      </w:tblPr>
+      <w:tblGrid>
+        <w:gridCol w:w="3135"/>
+        <w:gridCol w:w="3135"/>
+        <w:gridCol w:w="3135"/>
+      </w:tblGrid>
+      <w:tr>
+        <w:tc>
+          <w:tcPr>
+            <w:tcW w:type="dxa" w:w="3135"/>
+          </w:tcPr>
+          <w:p>
+            <w:pPr>
+              <w:jc w:val="center"/>
+            </w:pPr>
+            <w:r>
+              <w:rPr>
+                <w:rFonts w:ascii="Arial" w:hAnsi="Arial"/>
+                <w:b/>
+                <w:i w:val="0"/>
+                <w:sz w:val="20"/>
+              </w:rPr>
+              <w:t>Variável</w:t>
+            </w:r>
+          </w:p>
+        </w:tc>
+        <w:tc>
+          <w:tcPr>
+            <w:tcW w:type="dxa" w:w="3135"/>
+          </w:tcPr>
+          <w:p>
+            <w:pPr>
+              <w:jc w:val="center"/>
+            </w:pPr>
+            <w:r>
+              <w:rPr>
+                <w:rFonts w:ascii="Arial" w:hAnsi="Arial"/>
+                <w:b/>
+                <w:i w:val="0"/>
+                <w:sz w:val="20"/>
+              </w:rPr>
+              <w:t>exp(β) — modelo completo</w:t>
+            </w:r>
+          </w:p>
+        </w:tc>
+        <w:tc>
+          <w:tcPr>
+            <w:tcW w:type="dxa" w:w="3135"/>
+          </w:tcPr>
+          <w:p>
+            <w:pPr>
+              <w:jc w:val="center"/>
+            </w:pPr>
+            <w:r>
+              <w:rPr>
+                <w:rFonts w:ascii="Arial" w:hAnsi="Arial"/>
+                <w:b/>
+                <w:i w:val="0"/>
+                <w:sz w:val="20"/>
+              </w:rPr>
+              <w:t>exp(β) — sem 10 maiores resíduos</w:t>
+            </w:r>
+          </w:p>
+        </w:tc>
+      </w:tr>
+      <w:tr>
+        <w:tc>
+          <w:tcPr>
+            <w:tcW w:type="dxa" w:w="3135"/>
+          </w:tcPr>
+          <w:p>
+            <w:r>
+              <w:rPr>
+                <w:rFonts w:ascii="Arial" w:hAnsi="Arial"/>
+                <w:b w:val="0"/>
+                <w:i w:val="0"/>
+                <w:sz w:val="20"/>
+              </w:rPr>
+              <w:t>Atraso médio</w:t>
+            </w:r>
+          </w:p>
+        </w:tc>
+        <w:tc>
+          <w:tcPr>
+            <w:tcW w:type="dxa" w:w="3135"/>
+          </w:tcPr>
+          <w:p>
+            <w:pPr>
+              <w:jc w:val="center"/>
+            </w:pPr>
+            <w:r>
+              <w:rPr>
+                <w:rFonts w:ascii="Arial" w:hAnsi="Arial"/>
+                <w:b w:val="0"/>
+                <w:i w:val="0"/>
+                <w:sz w:val="20"/>
+              </w:rPr>
+              <w:t>1,0445</w:t>
+            </w:r>
+          </w:p>
+        </w:tc>
+        <w:tc>
+          <w:tcPr>
+            <w:tcW w:type="dxa" w:w="3135"/>
+          </w:tcPr>
+          <w:p>
+            <w:pPr>
+              <w:jc w:val="center"/>
+            </w:pPr>
+            <w:r>
+              <w:rPr>
+                <w:rFonts w:ascii="Arial" w:hAnsi="Arial"/>
+                <w:b w:val="0"/>
+                <w:i w:val="0"/>
+                <w:sz w:val="20"/>
+              </w:rPr>
+              <w:t>1,0552</w:t>
+            </w:r>
+          </w:p>
+        </w:tc>
+      </w:tr>
+      <w:tr>
+        <w:tc>
+          <w:tcPr>
+            <w:tcW w:type="dxa" w:w="3135"/>
+          </w:tcPr>
+          <w:p>
+            <w:r>
+              <w:rPr>
+                <w:rFonts w:ascii="Arial" w:hAnsi="Arial"/>
+                <w:b w:val="0"/>
+                <w:i w:val="0"/>
+                <w:sz w:val="20"/>
+              </w:rPr>
+              <w:t>Frete médio</w:t>
+            </w:r>
+          </w:p>
+        </w:tc>
+        <w:tc>
+          <w:tcPr>
+            <w:tcW w:type="dxa" w:w="3135"/>
+          </w:tcPr>
+          <w:p>
+            <w:pPr>
+              <w:jc w:val="center"/>
+            </w:pPr>
+            <w:r>
+              <w:rPr>
+                <w:rFonts w:ascii="Arial" w:hAnsi="Arial"/>
+                <w:b w:val="0"/>
+                <w:i w:val="0"/>
+                <w:sz w:val="20"/>
+              </w:rPr>
+              <w:t>1,0056</w:t>
+            </w:r>
+          </w:p>
+        </w:tc>
+        <w:tc>
+          <w:tcPr>
+            <w:tcW w:type="dxa" w:w="3135"/>
+          </w:tcPr>
+          <w:p>
+            <w:pPr>
+              <w:jc w:val="center"/>
+            </w:pPr>
+            <w:r>
+              <w:rPr>
+                <w:rFonts w:ascii="Arial" w:hAnsi="Arial"/>
+                <w:b w:val="0"/>
+                <w:i w:val="0"/>
+                <w:sz w:val="20"/>
+              </w:rPr>
+              <w:t>1,0057</w:t>
+            </w:r>
+          </w:p>
+        </w:tc>
+      </w:tr>
+      <w:tr>
+        <w:tc>
+          <w:tcPr>
+            <w:tcW w:type="dxa" w:w="3135"/>
+          </w:tcPr>
+          <w:p>
+            <w:r>
+              <w:rPr>
+                <w:rFonts w:ascii="Arial" w:hAnsi="Arial"/>
+                <w:b w:val="0"/>
+                <w:i w:val="0"/>
+                <w:sz w:val="20"/>
+              </w:rPr>
+              <w:t>Categoria: cama/mesa/banho</w:t>
+            </w:r>
+          </w:p>
+        </w:tc>
+        <w:tc>
+          <w:tcPr>
+            <w:tcW w:type="dxa" w:w="3135"/>
+          </w:tcPr>
+          <w:p>
+            <w:pPr>
+              <w:jc w:val="center"/>
+            </w:pPr>
+            <w:r>
+              <w:rPr>
+                <w:rFonts w:ascii="Arial" w:hAnsi="Arial"/>
+                <w:b w:val="0"/>
+                <w:i w:val="0"/>
+                <w:sz w:val="20"/>
+              </w:rPr>
+              <w:t>1,3339</w:t>
+            </w:r>
+          </w:p>
+        </w:tc>
+        <w:tc>
+          <w:tcPr>
+            <w:tcW w:type="dxa" w:w="3135"/>
+          </w:tcPr>
+          <w:p>
+            <w:pPr>
+              <w:jc w:val="center"/>
+            </w:pPr>
+            <w:r>
+              <w:rPr>
+                <w:rFonts w:ascii="Arial" w:hAnsi="Arial"/>
+                <w:b w:val="0"/>
+                <w:i w:val="0"/>
+                <w:sz w:val="20"/>
+              </w:rPr>
+              <w:t>1,3539</w:t>
+            </w:r>
+          </w:p>
+        </w:tc>
+      </w:tr>
+      <w:tr>
+        <w:tc>
+          <w:tcPr>
+            <w:tcW w:type="dxa" w:w="3135"/>
+          </w:tcPr>
+          <w:p>
+            <w:r>
+              <w:rPr>
+                <w:rFonts w:ascii="Arial" w:hAnsi="Arial"/>
+                <w:b w:val="0"/>
+                <w:i w:val="0"/>
+                <w:sz w:val="20"/>
+              </w:rPr>
+              <w:t>Categoria: informática/acessórios</w:t>
+            </w:r>
+          </w:p>
+        </w:tc>
+        <w:tc>
+          <w:tcPr>
+            <w:tcW w:type="dxa" w:w="3135"/>
+          </w:tcPr>
+          <w:p>
+            <w:pPr>
+              <w:jc w:val="center"/>
+            </w:pPr>
+            <w:r>
+              <w:rPr>
+                <w:rFonts w:ascii="Arial" w:hAnsi="Arial"/>
+                <w:b w:val="0"/>
+                <w:i w:val="0"/>
+                <w:sz w:val="20"/>
+              </w:rPr>
+              <w:t>1,2085</w:t>
+            </w:r>
+          </w:p>
+        </w:tc>
+        <w:tc>
+          <w:tcPr>
+            <w:tcW w:type="dxa" w:w="3135"/>
+          </w:tcPr>
+          <w:p>
+            <w:pPr>
+              <w:jc w:val="center"/>
+            </w:pPr>
+            <w:r>
+              <w:rPr>
+                <w:rFonts w:ascii="Arial" w:hAnsi="Arial"/>
+                <w:b w:val="0"/>
+                <w:i w:val="0"/>
+                <w:sz w:val="20"/>
+              </w:rPr>
+              <w:t>1,2375</w:t>
+            </w:r>
+          </w:p>
+        </w:tc>
+      </w:tr>
+      <w:tr>
+        <w:tc>
+          <w:tcPr>
+            <w:tcW w:type="dxa" w:w="3135"/>
+          </w:tcPr>
+          <w:p>
+            <w:r>
+              <w:rPr>
+                <w:rFonts w:ascii="Arial" w:hAnsi="Arial"/>
+                <w:b w:val="0"/>
+                <w:i w:val="0"/>
+                <w:sz w:val="20"/>
+              </w:rPr>
+              <w:t>Categoria: móveis/decoração</w:t>
+            </w:r>
+          </w:p>
+        </w:tc>
+        <w:tc>
+          <w:tcPr>
+            <w:tcW w:type="dxa" w:w="3135"/>
+          </w:tcPr>
+          <w:p>
+            <w:pPr>
+              <w:jc w:val="center"/>
+            </w:pPr>
+            <w:r>
+              <w:rPr>
+                <w:rFonts w:ascii="Arial" w:hAnsi="Arial"/>
+                <w:b w:val="0"/>
+                <w:i w:val="0"/>
+                <w:sz w:val="20"/>
+              </w:rPr>
+              <w:t>1,2921</w:t>
+            </w:r>
+          </w:p>
+        </w:tc>
+        <w:tc>
+          <w:tcPr>
+            <w:tcW w:type="dxa" w:w="3135"/>
+          </w:tcPr>
+          <w:p>
+            <w:pPr>
+              <w:jc w:val="center"/>
+            </w:pPr>
+            <w:r>
+              <w:rPr>
+                <w:rFonts w:ascii="Arial" w:hAnsi="Arial"/>
+                <w:b w:val="0"/>
+                <w:i w:val="0"/>
+                <w:sz w:val="20"/>
+              </w:rPr>
+              <w:t>1,2374</w:t>
+            </w:r>
+          </w:p>
+        </w:tc>
+      </w:tr>
+      <w:tr>
+        <w:tc>
+          <w:tcPr>
+            <w:tcW w:type="dxa" w:w="3135"/>
+          </w:tcPr>
+          <w:p>
+            <w:r>
+              <w:rPr>
+                <w:rFonts w:ascii="Arial" w:hAnsi="Arial"/>
+                <w:b w:val="0"/>
+                <w:i w:val="0"/>
+                <w:sz w:val="20"/>
+              </w:rPr>
+              <w:t>Categoria: telefonia</w:t>
+            </w:r>
+          </w:p>
+        </w:tc>
+        <w:tc>
+          <w:tcPr>
+            <w:tcW w:type="dxa" w:w="3135"/>
+          </w:tcPr>
+          <w:p>
+            <w:pPr>
+              <w:jc w:val="center"/>
+            </w:pPr>
+            <w:r>
+              <w:rPr>
+                <w:rFonts w:ascii="Arial" w:hAnsi="Arial"/>
+                <w:b w:val="0"/>
+                <w:i w:val="0"/>
+                <w:sz w:val="20"/>
+              </w:rPr>
+              <w:t>1,3823</w:t>
+            </w:r>
+          </w:p>
+        </w:tc>
+        <w:tc>
+          <w:tcPr>
+            <w:tcW w:type="dxa" w:w="3135"/>
+          </w:tcPr>
+          <w:p>
+            <w:pPr>
+              <w:jc w:val="center"/>
+            </w:pPr>
+            <w:r>
+              <w:rPr>
+                <w:rFonts w:ascii="Arial" w:hAnsi="Arial"/>
+                <w:b w:val="0"/>
+                <w:i w:val="0"/>
+                <w:sz w:val="20"/>
+              </w:rPr>
+              <w:t>1,2776</w:t>
+            </w:r>
+          </w:p>
+        </w:tc>
+      </w:tr>
+    </w:tbl>
+    <w:p>
+      <w:pPr>
+        <w:spacing w:before="40" w:after="40" w:line="220" w:lineRule="exact"/>
+        <w:jc w:val="left"/>
+      </w:pPr>
+      <w:r>
+        <w:rPr>
+          <w:rFonts w:ascii="Arial" w:hAnsi="Arial"/>
+          <w:b w:val="0"/>
+          <w:i w:val="0"/>
+          <w:sz w:val="18"/>
+        </w:rPr>
+        <w:t>Fonte: Resultados originais da pesquisa.</w:t>
+      </w:r>
+    </w:p>
+    <w:p>
+      <w:pPr>
+        <w:spacing w:before="0" w:after="160" w:line="220" w:lineRule="exact"/>
+        <w:jc w:val="left"/>
+      </w:pPr>
+      <w:r>
+        <w:rPr>
+          <w:rFonts w:ascii="Arial" w:hAnsi="Arial"/>
+          <w:b w:val="0"/>
+          <w:i w:val="0"/>
+          <w:sz w:val="18"/>
+        </w:rPr>
+        <w:t>Nota: Validação cruzada 5-fold: MAE = 2,46 (desvio 0,25); Poisson de mesma especificação = 2,46; baseline de previsão pela média = 7,97.</w:t>
       </w:r>
     </w:p>
     <w:p>
@@ -2853,7 +3438,7 @@
           <w:i w:val="0"/>
           <w:sz w:val="22"/>
         </w:rPr>
-        <w:t>Figura 6. Curva de Lorenz da contagem de reviews negativos por vendedor</w:t>
+        <w:t>Figura 7. Curva de Lorenz da contagem de reviews negativos por vendedor</w:t>
       </w:r>
     </w:p>
     <w:p>
@@ -2865,7 +3450,7 @@
         <w:drawing>
           <wp:inline xmlns:a="http://schemas.openxmlformats.org/drawingml/2006/main" xmlns:pic="http://schemas.openxmlformats.org/drawingml/2006/picture">
             <wp:extent cx="5029200" cy="3737344"/>
-            <wp:docPr id="6" name="Picture 6"/>
+            <wp:docPr id="7" name="Picture 7"/>
             <wp:cNvGraphicFramePr>
               <a:graphicFrameLocks noChangeAspect="1"/>
             </wp:cNvGraphicFramePr>
@@ -2877,7 +3462,7 @@
                     <pic:cNvPicPr/>
                   </pic:nvPicPr>
                   <pic:blipFill>
-                    <a:blip r:embed="rId14"/>
+                    <a:blip r:embed="rId15"/>
                     <a:stretch>
                       <a:fillRect/>
                     </a:stretch>
@@ -2924,6 +3509,434 @@
           <w:i w:val="0"/>
           <w:sz w:val="22"/>
         </w:rPr>
+        <w:t>Perfil dos vendedores com maior insatisfação</w:t>
+      </w:r>
+    </w:p>
+    <w:p>
+      <w:pPr>
+        <w:spacing w:before="0" w:after="120" w:line="330" w:lineRule="exact"/>
+        <w:jc w:val="both"/>
+      </w:pPr>
+      <w:r>
+        <w:rPr>
+          <w:rFonts w:ascii="Arial" w:hAnsi="Arial"/>
+          <w:b w:val="0"/>
+          <w:i w:val="0"/>
+          <w:sz w:val="22"/>
+        </w:rPr>
+        <w:t>Como complemento à análise de concentração, comparou-se o perfil operacional médio dos 5% de vendedores com maior taxa de reviews negativos com o dos 5% de menor taxa, restringindo a vendedores com pelo menos 20 reviews para estabilidade da estimativa (n = 87 em cada grupo). Os resultados, na Tabela 6, mostram que os vendedores mais malavaliados entregam, em média, menos adiantado em relação ao prazo, cobram frete mais alto e comercializam produtos mais pesados — padrão coerente com os fatores operacionais retidos no modelo.</w:t>
+      </w:r>
+    </w:p>
+    <w:p>
+      <w:pPr>
+        <w:spacing w:before="200" w:after="40" w:line="220" w:lineRule="exact"/>
+        <w:jc w:val="left"/>
+      </w:pPr>
+      <w:r>
+        <w:rPr>
+          <w:rFonts w:ascii="Arial" w:hAnsi="Arial"/>
+          <w:b w:val="0"/>
+          <w:i w:val="0"/>
+          <w:sz w:val="22"/>
+        </w:rPr>
+        <w:t>Tabela 6. Perfil operacional médio: 5% piores versus 5% melhores vendedores</w:t>
+      </w:r>
+    </w:p>
+    <w:tbl>
+      <w:tblPr>
+        <w:tblStyle w:val="TableGrid"/>
+        <w:tblW w:type="auto" w:w="0"/>
+        <w:jc w:val="center"/>
+        <w:tblLook w:firstColumn="1" w:firstRow="1" w:lastColumn="0" w:lastRow="0" w:noHBand="0" w:noVBand="1" w:val="04A0"/>
+      </w:tblPr>
+      <w:tblGrid>
+        <w:gridCol w:w="3135"/>
+        <w:gridCol w:w="3135"/>
+        <w:gridCol w:w="3135"/>
+      </w:tblGrid>
+      <w:tr>
+        <w:tc>
+          <w:tcPr>
+            <w:tcW w:type="dxa" w:w="3135"/>
+          </w:tcPr>
+          <w:p>
+            <w:pPr>
+              <w:jc w:val="center"/>
+            </w:pPr>
+            <w:r>
+              <w:rPr>
+                <w:rFonts w:ascii="Arial" w:hAnsi="Arial"/>
+                <w:b/>
+                <w:i w:val="0"/>
+                <w:sz w:val="20"/>
+              </w:rPr>
+              <w:t>Métrica</w:t>
+            </w:r>
+          </w:p>
+        </w:tc>
+        <w:tc>
+          <w:tcPr>
+            <w:tcW w:type="dxa" w:w="3135"/>
+          </w:tcPr>
+          <w:p>
+            <w:pPr>
+              <w:jc w:val="center"/>
+            </w:pPr>
+            <w:r>
+              <w:rPr>
+                <w:rFonts w:ascii="Arial" w:hAnsi="Arial"/>
+                <w:b/>
+                <w:i w:val="0"/>
+                <w:sz w:val="20"/>
+              </w:rPr>
+              <w:t>5% piores</w:t>
+            </w:r>
+          </w:p>
+        </w:tc>
+        <w:tc>
+          <w:tcPr>
+            <w:tcW w:type="dxa" w:w="3135"/>
+          </w:tcPr>
+          <w:p>
+            <w:pPr>
+              <w:jc w:val="center"/>
+            </w:pPr>
+            <w:r>
+              <w:rPr>
+                <w:rFonts w:ascii="Arial" w:hAnsi="Arial"/>
+                <w:b/>
+                <w:i w:val="0"/>
+                <w:sz w:val="20"/>
+              </w:rPr>
+              <w:t>5% melhores</w:t>
+            </w:r>
+          </w:p>
+        </w:tc>
+      </w:tr>
+      <w:tr>
+        <w:tc>
+          <w:tcPr>
+            <w:tcW w:type="dxa" w:w="3135"/>
+          </w:tcPr>
+          <w:p>
+            <w:r>
+              <w:rPr>
+                <w:rFonts w:ascii="Arial" w:hAnsi="Arial"/>
+                <w:b w:val="0"/>
+                <w:i w:val="0"/>
+                <w:sz w:val="20"/>
+              </w:rPr>
+              <w:t>Taxa de reviews negativos</w:t>
+            </w:r>
+          </w:p>
+        </w:tc>
+        <w:tc>
+          <w:tcPr>
+            <w:tcW w:type="dxa" w:w="3135"/>
+          </w:tcPr>
+          <w:p>
+            <w:pPr>
+              <w:jc w:val="center"/>
+            </w:pPr>
+            <w:r>
+              <w:rPr>
+                <w:rFonts w:ascii="Arial" w:hAnsi="Arial"/>
+                <w:b w:val="0"/>
+                <w:i w:val="0"/>
+                <w:sz w:val="20"/>
+              </w:rPr>
+              <w:t>0,271</w:t>
+            </w:r>
+          </w:p>
+        </w:tc>
+        <w:tc>
+          <w:tcPr>
+            <w:tcW w:type="dxa" w:w="3135"/>
+          </w:tcPr>
+          <w:p>
+            <w:pPr>
+              <w:jc w:val="center"/>
+            </w:pPr>
+            <w:r>
+              <w:rPr>
+                <w:rFonts w:ascii="Arial" w:hAnsi="Arial"/>
+                <w:b w:val="0"/>
+                <w:i w:val="0"/>
+                <w:sz w:val="20"/>
+              </w:rPr>
+              <w:t>0,025</w:t>
+            </w:r>
+          </w:p>
+        </w:tc>
+      </w:tr>
+      <w:tr>
+        <w:tc>
+          <w:tcPr>
+            <w:tcW w:type="dxa" w:w="3135"/>
+          </w:tcPr>
+          <w:p>
+            <w:r>
+              <w:rPr>
+                <w:rFonts w:ascii="Arial" w:hAnsi="Arial"/>
+                <w:b w:val="0"/>
+                <w:i w:val="0"/>
+                <w:sz w:val="20"/>
+              </w:rPr>
+              <w:t>Atraso médio (dias)</w:t>
+            </w:r>
+          </w:p>
+        </w:tc>
+        <w:tc>
+          <w:tcPr>
+            <w:tcW w:type="dxa" w:w="3135"/>
+          </w:tcPr>
+          <w:p>
+            <w:pPr>
+              <w:jc w:val="center"/>
+            </w:pPr>
+            <w:r>
+              <w:rPr>
+                <w:rFonts w:ascii="Arial" w:hAnsi="Arial"/>
+                <w:b w:val="0"/>
+                <w:i w:val="0"/>
+                <w:sz w:val="20"/>
+              </w:rPr>
+              <w:t>-10,1</w:t>
+            </w:r>
+          </w:p>
+        </w:tc>
+        <w:tc>
+          <w:tcPr>
+            <w:tcW w:type="dxa" w:w="3135"/>
+          </w:tcPr>
+          <w:p>
+            <w:pPr>
+              <w:jc w:val="center"/>
+            </w:pPr>
+            <w:r>
+              <w:rPr>
+                <w:rFonts w:ascii="Arial" w:hAnsi="Arial"/>
+                <w:b w:val="0"/>
+                <w:i w:val="0"/>
+                <w:sz w:val="20"/>
+              </w:rPr>
+              <w:t>-13,6</w:t>
+            </w:r>
+          </w:p>
+        </w:tc>
+      </w:tr>
+      <w:tr>
+        <w:tc>
+          <w:tcPr>
+            <w:tcW w:type="dxa" w:w="3135"/>
+          </w:tcPr>
+          <w:p>
+            <w:r>
+              <w:rPr>
+                <w:rFonts w:ascii="Arial" w:hAnsi="Arial"/>
+                <w:b w:val="0"/>
+                <w:i w:val="0"/>
+                <w:sz w:val="20"/>
+              </w:rPr>
+              <w:t>Frete médio (R$)</w:t>
+            </w:r>
+          </w:p>
+        </w:tc>
+        <w:tc>
+          <w:tcPr>
+            <w:tcW w:type="dxa" w:w="3135"/>
+          </w:tcPr>
+          <w:p>
+            <w:pPr>
+              <w:jc w:val="center"/>
+            </w:pPr>
+            <w:r>
+              <w:rPr>
+                <w:rFonts w:ascii="Arial" w:hAnsi="Arial"/>
+                <w:b w:val="0"/>
+                <w:i w:val="0"/>
+                <w:sz w:val="20"/>
+              </w:rPr>
+              <w:t>26,9</w:t>
+            </w:r>
+          </w:p>
+        </w:tc>
+        <w:tc>
+          <w:tcPr>
+            <w:tcW w:type="dxa" w:w="3135"/>
+          </w:tcPr>
+          <w:p>
+            <w:pPr>
+              <w:jc w:val="center"/>
+            </w:pPr>
+            <w:r>
+              <w:rPr>
+                <w:rFonts w:ascii="Arial" w:hAnsi="Arial"/>
+                <w:b w:val="0"/>
+                <w:i w:val="0"/>
+                <w:sz w:val="20"/>
+              </w:rPr>
+              <w:t>21,0</w:t>
+            </w:r>
+          </w:p>
+        </w:tc>
+      </w:tr>
+      <w:tr>
+        <w:tc>
+          <w:tcPr>
+            <w:tcW w:type="dxa" w:w="3135"/>
+          </w:tcPr>
+          <w:p>
+            <w:r>
+              <w:rPr>
+                <w:rFonts w:ascii="Arial" w:hAnsi="Arial"/>
+                <w:b w:val="0"/>
+                <w:i w:val="0"/>
+                <w:sz w:val="20"/>
+              </w:rPr>
+              <w:t>Ticket médio (R$)</w:t>
+            </w:r>
+          </w:p>
+        </w:tc>
+        <w:tc>
+          <w:tcPr>
+            <w:tcW w:type="dxa" w:w="3135"/>
+          </w:tcPr>
+          <w:p>
+            <w:pPr>
+              <w:jc w:val="center"/>
+            </w:pPr>
+            <w:r>
+              <w:rPr>
+                <w:rFonts w:ascii="Arial" w:hAnsi="Arial"/>
+                <w:b w:val="0"/>
+                <w:i w:val="0"/>
+                <w:sz w:val="20"/>
+              </w:rPr>
+              <w:t>187,7</w:t>
+            </w:r>
+          </w:p>
+        </w:tc>
+        <w:tc>
+          <w:tcPr>
+            <w:tcW w:type="dxa" w:w="3135"/>
+          </w:tcPr>
+          <w:p>
+            <w:pPr>
+              <w:jc w:val="center"/>
+            </w:pPr>
+            <w:r>
+              <w:rPr>
+                <w:rFonts w:ascii="Arial" w:hAnsi="Arial"/>
+                <w:b w:val="0"/>
+                <w:i w:val="0"/>
+                <w:sz w:val="20"/>
+              </w:rPr>
+              <w:t>152,9</w:t>
+            </w:r>
+          </w:p>
+        </w:tc>
+      </w:tr>
+      <w:tr>
+        <w:tc>
+          <w:tcPr>
+            <w:tcW w:type="dxa" w:w="3135"/>
+          </w:tcPr>
+          <w:p>
+            <w:r>
+              <w:rPr>
+                <w:rFonts w:ascii="Arial" w:hAnsi="Arial"/>
+                <w:b w:val="0"/>
+                <w:i w:val="0"/>
+                <w:sz w:val="20"/>
+              </w:rPr>
+              <w:t>Peso médio (g)</w:t>
+            </w:r>
+          </w:p>
+        </w:tc>
+        <w:tc>
+          <w:tcPr>
+            <w:tcW w:type="dxa" w:w="3135"/>
+          </w:tcPr>
+          <w:p>
+            <w:pPr>
+              <w:jc w:val="center"/>
+            </w:pPr>
+            <w:r>
+              <w:rPr>
+                <w:rFonts w:ascii="Arial" w:hAnsi="Arial"/>
+                <w:b w:val="0"/>
+                <w:i w:val="0"/>
+                <w:sz w:val="20"/>
+              </w:rPr>
+              <w:t>3.150</w:t>
+            </w:r>
+          </w:p>
+        </w:tc>
+        <w:tc>
+          <w:tcPr>
+            <w:tcW w:type="dxa" w:w="3135"/>
+          </w:tcPr>
+          <w:p>
+            <w:pPr>
+              <w:jc w:val="center"/>
+            </w:pPr>
+            <w:r>
+              <w:rPr>
+                <w:rFonts w:ascii="Arial" w:hAnsi="Arial"/>
+                <w:b w:val="0"/>
+                <w:i w:val="0"/>
+                <w:sz w:val="20"/>
+              </w:rPr>
+              <w:t>1.559</w:t>
+            </w:r>
+          </w:p>
+        </w:tc>
+      </w:tr>
+    </w:tbl>
+    <w:p>
+      <w:pPr>
+        <w:spacing w:before="40" w:after="40" w:line="220" w:lineRule="exact"/>
+        <w:jc w:val="left"/>
+      </w:pPr>
+      <w:r>
+        <w:rPr>
+          <w:rFonts w:ascii="Arial" w:hAnsi="Arial"/>
+          <w:b w:val="0"/>
+          <w:i w:val="0"/>
+          <w:sz w:val="18"/>
+        </w:rPr>
+        <w:t>Fonte: Resultados originais da pesquisa.</w:t>
+      </w:r>
+    </w:p>
+    <w:p>
+      <w:pPr>
+        <w:spacing w:before="0" w:after="160" w:line="220" w:lineRule="exact"/>
+        <w:jc w:val="left"/>
+      </w:pPr>
+      <w:r>
+        <w:rPr>
+          <w:rFonts w:ascii="Arial" w:hAnsi="Arial"/>
+          <w:b w:val="0"/>
+          <w:i w:val="0"/>
+          <w:sz w:val="18"/>
+        </w:rPr>
+        <w:t>Nota: Grupos definidos pelos 5% extremos da taxa de reviews negativos, entre vendedores com pelo menos 20 reviews (n = 87 em cada grupo).</w:t>
+      </w:r>
+    </w:p>
+    <w:p>
+      <w:pPr>
+        <w:spacing w:before="200" w:after="80" w:line="330" w:lineRule="exact"/>
+        <w:ind w:left="709"/>
+        <w:jc w:val="left"/>
+      </w:pPr>
+      <w:r>
+        <w:rPr>
+          <w:rFonts w:ascii="Arial" w:hAnsi="Arial"/>
+          <w:b/>
+          <w:i w:val="0"/>
+          <w:sz w:val="22"/>
+        </w:rPr>
         <w:t>Efeitos marginais médios</w:t>
       </w:r>
     </w:p>
@@ -2939,7 +3952,7 @@
           <w:i w:val="0"/>
           <w:sz w:val="22"/>
         </w:rPr>
-        <w:t>Como complemento à interpretação por exp(βⱼ), foram calculados os efeitos marginais médios (AME) das variáveis contínuas significativas, traduzindo os coeficientes em variação esperada na contagem de reviews negativos para o vendedor médio da amostra. O AME do atraso médio foi de 0,29 review negativo adicional por dia, e o do frete médio foi de 0,04 review por real, conforme a Tabela 5. Os valores absolutos são pequenos quando avaliados por unidade, mas tornam-se relevantes quando agregados ao volume total da plataforma.</w:t>
+        <w:t>Como complemento à interpretação por exp(βⱼ), foram calculados os efeitos marginais médios (AME) das variáveis contínuas significativas, traduzindo os coeficientes em variação esperada na contagem de reviews negativos para o vendedor médio da amostra. O AME do atraso médio foi de 0,29 review negativo adicional por dia, e o do frete médio foi de 0,04 review por real, conforme a Tabela 7. Os valores absolutos são pequenos quando avaliados por unidade, mas tornam-se relevantes quando agregados ao volume total da plataforma.</w:t>
       </w:r>
     </w:p>
     <w:p>
@@ -2954,7 +3967,7 @@
           <w:i w:val="0"/>
           <w:sz w:val="22"/>
         </w:rPr>
-        <w:t>Tabela 5. Efeitos marginais médios — modelo NB2 reduzido</w:t>
+        <w:t>Tabela 7. Efeitos marginais médios — modelo NB2 reduzido</w:t>
       </w:r>
     </w:p>
     <w:tbl>
@@ -3199,7 +4212,7 @@
           <w:i w:val="0"/>
           <w:sz w:val="22"/>
         </w:rPr>
-        <w:t>A calibração do modelo foi avaliada pela comparação entre contagem prevista (μ) e contagem observada (y), tanto no nível individual quanto agregada por decis de predição, conforme a Figura 7. No nível individual, observa-se dispersão esperada para dados de contagem, e a média por decil aproxima-se da reta y = x ao longo de todo o espectro de predições, indicando ausência de viés sistemático de sub ou superpredição.</w:t>
+        <w:t>A calibração do modelo foi avaliada pela comparação entre contagem prevista (μ) e contagem observada (y), tanto no nível individual quanto agregada por decis de predição, conforme a Figura 8. No nível individual, observa-se dispersão esperada para dados de contagem, e a média por decil aproxima-se da reta y = x ao longo de todo o espectro de predições. Observa-se uma leve subpredição agregada, da ordem de 2% (11.805 reviews negativos previstos contra 12.059 observados), sem padrão sistemático ao longo dos decis.</w:t>
       </w:r>
     </w:p>
     <w:p>
@@ -3214,7 +4227,7 @@
           <w:i w:val="0"/>
           <w:sz w:val="22"/>
         </w:rPr>
-        <w:t>Figura 7. Calibração — previsto versus observado, no nível individual e por decis</w:t>
+        <w:t>Figura 8. Calibração — previsto versus observado, no nível individual e por decis</w:t>
       </w:r>
     </w:p>
     <w:p>
@@ -3226,7 +4239,7 @@
         <w:drawing>
           <wp:inline xmlns:a="http://schemas.openxmlformats.org/drawingml/2006/main" xmlns:pic="http://schemas.openxmlformats.org/drawingml/2006/picture">
             <wp:extent cx="5029200" cy="1765956"/>
-            <wp:docPr id="7" name="Picture 7"/>
+            <wp:docPr id="8" name="Picture 8"/>
             <wp:cNvGraphicFramePr>
               <a:graphicFrameLocks noChangeAspect="1"/>
             </wp:cNvGraphicFramePr>
@@ -3238,7 +4251,7 @@
                     <pic:cNvPicPr/>
                   </pic:nvPicPr>
                   <pic:blipFill>
-                    <a:blip r:embed="rId15"/>
+                    <a:blip r:embed="rId16"/>
                     <a:stretch>
                       <a:fillRect/>
                     </a:stretch>
@@ -3300,7 +4313,7 @@
           <w:i w:val="0"/>
           <w:sz w:val="22"/>
         </w:rPr>
-        <w:t>Para traduzir o coeficiente do atraso em consequência operacional, foi conduzida uma simulação contrafactual. Considerando o conjunto de vendedores observados, a redução do atraso médio em 1, 2, 3, 5 e 7 dias foi aplicada de forma uniforme e comparada à predição base do modelo NB2 reduzido (total previsto = 11.805 reviews negativos). Os resultados estão na Tabela 6 e na Figura 8. Uma redução de 3 dias no atraso médio levaria a uma queda estimada de 12,2% no total de reviews negativos previstos pelo modelo (de 11.805 para 10.360); uma redução de 7 dias, a uma queda de 26,3% (8.705 reviews previstos). A simulação fornece uma referência quantitativa para priorização de iniciativas de melhoria logística, ressalvada a natureza associativa do modelo.</w:t>
+        <w:t>Para traduzir o coeficiente do atraso em consequência operacional, foi conduzida uma simulação contrafactual. Considerando o conjunto de vendedores observados, a redução do atraso médio em 1, 2, 3, 5 e 7 dias foi aplicada de forma uniforme e comparada à predição base do modelo NB2 reduzido (total previsto = 11.805 reviews negativos). Os resultados estão na Tabela 8 e na Figura 9. Uma redução de 3 dias no atraso médio levaria a uma queda estimada de 12,2% no total de reviews negativos previstos pelo modelo (de 11.805 para 10.360); uma redução de 7 dias, a uma queda de 26,3% (8.705 reviews previstos). A simulação fornece uma referência quantitativa para priorização de iniciativas de melhoria logística, ressalvada a natureza associativa do modelo.</w:t>
       </w:r>
     </w:p>
     <w:p>
@@ -3315,7 +4328,7 @@
           <w:i w:val="0"/>
           <w:sz w:val="22"/>
         </w:rPr>
-        <w:t>Tabela 6. Simulação contrafactual — efeito de reduções no atraso médio</w:t>
+        <w:t>Tabela 8. Simulação contrafactual — efeito de reduções no atraso médio</w:t>
       </w:r>
     </w:p>
     <w:tbl>
@@ -3768,7 +4781,7 @@
           <w:i w:val="0"/>
           <w:sz w:val="22"/>
         </w:rPr>
-        <w:t>Figura 8. Redução prevista de reviews negativos por cenário de melhoria no atraso</w:t>
+        <w:t>Figura 9. Redução prevista de reviews negativos por cenário de melhoria no atraso</w:t>
       </w:r>
     </w:p>
     <w:p>
@@ -3780,7 +4793,7 @@
         <w:drawing>
           <wp:inline xmlns:a="http://schemas.openxmlformats.org/drawingml/2006/main" xmlns:pic="http://schemas.openxmlformats.org/drawingml/2006/picture">
             <wp:extent cx="5029200" cy="2755209"/>
-            <wp:docPr id="8" name="Picture 8"/>
+            <wp:docPr id="9" name="Picture 9"/>
             <wp:cNvGraphicFramePr>
               <a:graphicFrameLocks noChangeAspect="1"/>
             </wp:cNvGraphicFramePr>
@@ -3792,7 +4805,7 @@
                     <pic:cNvPicPr/>
                   </pic:nvPicPr>
                   <pic:blipFill>
-                    <a:blip r:embed="rId16"/>
+                    <a:blip r:embed="rId17"/>
                     <a:stretch>
                       <a:fillRect/>
                     </a:stretch>
